--- a/TS Jatai Ghanam Project/TS 2.5/TS 2.5 Ghanam Sanskrit Corrections.docx
+++ b/TS Jatai Ghanam Project/TS 2.5/TS 2.5 Ghanam Sanskrit Corrections.docx
@@ -1,7 +1,802 @@
 
 <file path=word/document.xml><?xml version="1.0" encoding="utf-8"?>
-<w:document xmlns:wpc="http://schemas.microsoft.com/office/word/2010/wordprocessingCanvas" xmlns:cx="http://schemas.microsoft.com/office/drawing/2014/chartex" xmlns:cx1="http://schemas.microsoft.com/office/drawing/2015/9/8/chartex" xmlns:cx2="http://schemas.microsoft.com/office/drawing/2015/10/21/chartex" xmlns:cx3="http://schemas.microsoft.com/office/drawing/2016/5/9/chartex" xmlns:cx4="http://schemas.microsoft.com/office/drawing/2016/5/10/chartex" xmlns:cx5="http://schemas.microsoft.com/office/drawing/2016/5/11/chartex" xmlns:cx6="http://schemas.microsoft.com/office/drawing/2016/5/12/chartex" xmlns:cx7="http://schemas.microsoft.com/office/drawing/2016/5/13/chartex" xmlns:cx8="http://schemas.microsoft.com/office/drawing/2016/5/14/chartex" xmlns:mc="http://schemas.openxmlformats.org/markup-compatibility/2006" xmlns:aink="http://schemas.microsoft.com/office/drawing/2016/ink" xmlns:am3d="http://schemas.microsoft.com/office/drawing/2017/model3d" xmlns:o="urn:schemas-microsoft-com:office:office" xmlns:oel="http://schemas.microsoft.com/office/2019/extlst" xmlns:r="http://schemas.openxmlformats.org/officeDocument/2006/relationships" xmlns:m="http://schemas.openxmlformats.org/officeDocument/2006/math" xmlns:v="urn:schemas-microsoft-com:vml" xmlns:wp14="http://schemas.microsoft.com/office/word/2010/wordprocessingDrawing" xmlns:wp="http://schemas.openxmlformats.org/drawingml/2006/wordprocessingDrawing" xmlns:w10="urn:schemas-microsoft-com:office:word" xmlns:w="http://schemas.openxmlformats.org/wordprocessingml/2006/main" xmlns:w14="http://schemas.microsoft.com/office/word/2010/wordml" xmlns:w15="http://schemas.microsoft.com/office/word/2012/wordml" xmlns:w16cex="http://schemas.microsoft.com/office/word/2018/wordml/cex" xmlns:w16cid="http://schemas.microsoft.com/office/word/2016/wordml/cid" xmlns:w16="http://schemas.microsoft.com/office/word/2018/wordml" xmlns:w16sdtdh="http://schemas.microsoft.com/office/word/2020/wordml/sdtdatahash" xmlns:w16se="http://schemas.microsoft.com/office/word/2015/wordml/symex" xmlns:wpg="http://schemas.microsoft.com/office/word/2010/wordprocessingGroup" xmlns:wpi="http://schemas.microsoft.com/office/word/2010/wordprocessingInk" xmlns:wne="http://schemas.microsoft.com/office/word/2006/wordml" xmlns:wps="http://schemas.microsoft.com/office/word/2010/wordprocessingShape" mc:Ignorable="w14 w15 w16se w16cid w16 w16cex w16sdtdh wp14">
+<w:document xmlns:wpc="http://schemas.microsoft.com/office/word/2010/wordprocessingCanvas" xmlns:cx="http://schemas.microsoft.com/office/drawing/2014/chartex" xmlns:cx1="http://schemas.microsoft.com/office/drawing/2015/9/8/chartex" xmlns:cx2="http://schemas.microsoft.com/office/drawing/2015/10/21/chartex" xmlns:cx3="http://schemas.microsoft.com/office/drawing/2016/5/9/chartex" xmlns:cx4="http://schemas.microsoft.com/office/drawing/2016/5/10/chartex" xmlns:cx5="http://schemas.microsoft.com/office/drawing/2016/5/11/chartex" xmlns:cx6="http://schemas.microsoft.com/office/drawing/2016/5/12/chartex" xmlns:cx7="http://schemas.microsoft.com/office/drawing/2016/5/13/chartex" xmlns:cx8="http://schemas.microsoft.com/office/drawing/2016/5/14/chartex" xmlns:mc="http://schemas.openxmlformats.org/markup-compatibility/2006" xmlns:aink="http://schemas.microsoft.com/office/drawing/2016/ink" xmlns:am3d="http://schemas.microsoft.com/office/drawing/2017/model3d" xmlns:o="urn:schemas-microsoft-com:office:office" xmlns:oel="http://schemas.microsoft.com/office/2019/extlst" xmlns:r="http://schemas.openxmlformats.org/officeDocument/2006/relationships" xmlns:m="http://schemas.openxmlformats.org/officeDocument/2006/math" xmlns:v="urn:schemas-microsoft-com:vml" xmlns:wp14="http://schemas.microsoft.com/office/word/2010/wordprocessingDrawing" xmlns:wp="http://schemas.openxmlformats.org/drawingml/2006/wordprocessingDrawing" xmlns:w10="urn:schemas-microsoft-com:office:word" xmlns:w="http://schemas.openxmlformats.org/wordprocessingml/2006/main" xmlns:w14="http://schemas.microsoft.com/office/word/2010/wordml" xmlns:w15="http://schemas.microsoft.com/office/word/2012/wordml" xmlns:w16cex="http://schemas.microsoft.com/office/word/2018/wordml/cex" xmlns:w16cid="http://schemas.microsoft.com/office/word/2016/wordml/cid" xmlns:w16="http://schemas.microsoft.com/office/word/2018/wordml" xmlns:w16du="http://schemas.microsoft.com/office/word/2023/wordml/word16du" xmlns:w16sdtdh="http://schemas.microsoft.com/office/word/2020/wordml/sdtdatahash" xmlns:w16sdtfl="http://schemas.microsoft.com/office/word/2024/wordml/sdtformatlock" xmlns:w16se="http://schemas.microsoft.com/office/word/2015/wordml/symex" xmlns:wpg="http://schemas.microsoft.com/office/word/2010/wordprocessingGroup" xmlns:wpi="http://schemas.microsoft.com/office/word/2010/wordprocessingInk" xmlns:wne="http://schemas.microsoft.com/office/word/2006/wordml" xmlns:wps="http://schemas.microsoft.com/office/word/2010/wordprocessingShape" mc:Ignorable="w14 w15 w16se w16cid w16 w16cex w16sdtdh w16sdtfl w16du wp14">
   <w:body>
+    <w:p>
+      <w:pPr>
+        <w:spacing w:before="0" w:line="240" w:lineRule="auto"/>
+        <w:jc w:val="center"/>
+        <w:rPr>
+          <w:b/>
+          <w:bCs/>
+          <w:sz w:val="32"/>
+          <w:szCs w:val="32"/>
+          <w:u w:val="single"/>
+        </w:rPr>
+      </w:pPr>
+      <w:r>
+        <w:rPr>
+          <w:b/>
+          <w:bCs/>
+          <w:sz w:val="32"/>
+          <w:szCs w:val="32"/>
+          <w:u w:val="single"/>
+        </w:rPr>
+        <w:t xml:space="preserve">TS </w:t>
+      </w:r>
+      <w:r>
+        <w:rPr>
+          <w:b/>
+          <w:bCs/>
+          <w:sz w:val="32"/>
+          <w:szCs w:val="32"/>
+          <w:u w:val="single"/>
+        </w:rPr>
+        <w:t>Ghanam</w:t>
+      </w:r>
+      <w:r>
+        <w:rPr>
+          <w:b/>
+          <w:bCs/>
+          <w:sz w:val="32"/>
+          <w:szCs w:val="32"/>
+          <w:u w:val="single"/>
+        </w:rPr>
+        <w:t xml:space="preserve"> – TS 2.</w:t>
+      </w:r>
+      <w:r>
+        <w:rPr>
+          <w:b/>
+          <w:bCs/>
+          <w:sz w:val="32"/>
+          <w:szCs w:val="32"/>
+          <w:u w:val="single"/>
+        </w:rPr>
+        <w:t>5</w:t>
+      </w:r>
+      <w:r>
+        <w:rPr>
+          <w:b/>
+          <w:bCs/>
+          <w:sz w:val="32"/>
+          <w:szCs w:val="32"/>
+          <w:u w:val="single"/>
+        </w:rPr>
+        <w:t xml:space="preserve"> </w:t>
+      </w:r>
+      <w:r>
+        <w:rPr>
+          <w:b/>
+          <w:bCs/>
+          <w:sz w:val="32"/>
+          <w:szCs w:val="32"/>
+          <w:u w:val="single"/>
+        </w:rPr>
+        <w:t>Sanskrit</w:t>
+      </w:r>
+      <w:r>
+        <w:rPr>
+          <w:b/>
+          <w:bCs/>
+          <w:sz w:val="32"/>
+          <w:szCs w:val="32"/>
+          <w:u w:val="single"/>
+        </w:rPr>
+        <w:t xml:space="preserve"> Corrections – Observed till </w:t>
+      </w:r>
+      <w:r>
+        <w:rPr>
+          <w:b/>
+          <w:bCs/>
+          <w:sz w:val="32"/>
+          <w:szCs w:val="32"/>
+          <w:highlight w:val="red"/>
+          <w:u w:val="single"/>
+        </w:rPr>
+        <w:t>??????</w:t>
+      </w:r>
+    </w:p>
+    <w:p>
+      <w:pPr>
+        <w:spacing w:before="0" w:line="240" w:lineRule="auto"/>
+        <w:jc w:val="center"/>
+        <w:rPr>
+          <w:b/>
+          <w:bCs/>
+          <w:sz w:val="28"/>
+          <w:szCs w:val="32"/>
+        </w:rPr>
+      </w:pPr>
+      <w:r>
+        <w:rPr>
+          <w:b/>
+          <w:bCs/>
+          <w:sz w:val="28"/>
+          <w:szCs w:val="32"/>
+        </w:rPr>
+        <w:t>(ignore those which are already incorporated in your book’s version and date)</w:t>
+      </w:r>
+    </w:p>
+    <w:tbl>
+      <w:tblPr>
+        <w:tblW w:w="14885" w:type="dxa"/>
+        <w:tblInd w:w="-856" w:type="dxa"/>
+        <w:tblBorders>
+          <w:top w:val="single" w:sz="4" w:space="0" w:color="000000"/>
+          <w:left w:val="single" w:sz="4" w:space="0" w:color="000000"/>
+          <w:bottom w:val="single" w:sz="4" w:space="0" w:color="000000"/>
+          <w:right w:val="single" w:sz="4" w:space="0" w:color="000000"/>
+          <w:insideH w:val="single" w:sz="4" w:space="0" w:color="000000"/>
+          <w:insideV w:val="single" w:sz="4" w:space="0" w:color="000000"/>
+        </w:tblBorders>
+        <w:tblLook w:val="04A0" w:firstRow="1" w:lastRow="0" w:firstColumn="1" w:lastColumn="0" w:noHBand="0" w:noVBand="1"/>
+      </w:tblPr>
+      <w:tblGrid>
+        <w:gridCol w:w="7514"/>
+        <w:gridCol w:w="7371"/>
+      </w:tblGrid>
+      <w:tr>
+        <w:tc>
+          <w:tcPr>
+            <w:tcW w:w="7514" w:type="dxa"/>
+          </w:tcPr>
+          <w:p>
+            <w:pPr>
+              <w:spacing w:before="0" w:line="240" w:lineRule="auto"/>
+              <w:jc w:val="center"/>
+              <w:rPr>
+                <w:b/>
+                <w:sz w:val="32"/>
+                <w:szCs w:val="32"/>
+              </w:rPr>
+            </w:pPr>
+            <w:r>
+              <w:rPr>
+                <w:b/>
+                <w:sz w:val="32"/>
+                <w:szCs w:val="32"/>
+              </w:rPr>
+              <w:t>As Printed</w:t>
+            </w:r>
+          </w:p>
+        </w:tc>
+        <w:tc>
+          <w:tcPr>
+            <w:tcW w:w="7371" w:type="dxa"/>
+          </w:tcPr>
+          <w:p>
+            <w:pPr>
+              <w:spacing w:before="0" w:line="240" w:lineRule="auto"/>
+              <w:ind w:right="-18"/>
+              <w:jc w:val="center"/>
+              <w:rPr>
+                <w:b/>
+                <w:sz w:val="32"/>
+                <w:szCs w:val="32"/>
+              </w:rPr>
+            </w:pPr>
+            <w:r>
+              <w:rPr>
+                <w:b/>
+                <w:sz w:val="32"/>
+                <w:szCs w:val="32"/>
+              </w:rPr>
+              <w:t>To be read as or corrected as</w:t>
+            </w:r>
+            <w:r>
+              <w:rPr>
+                <w:b/>
+                <w:sz w:val="32"/>
+                <w:szCs w:val="32"/>
+              </w:rPr>
+              <w:t xml:space="preserve"> </w:t>
+            </w:r>
+          </w:p>
+        </w:tc>
+      </w:tr>
+      <w:tr>
+        <w:trPr>
+          <w:trHeight w:val="1338"/>
+        </w:trPr>
+        <w:tc>
+          <w:tcPr>
+            <w:tcW w:w="7514" w:type="dxa"/>
+          </w:tcPr>
+          <w:p>
+            <w:pPr>
+              <w:widowControl w:val="0"/>
+              <w:autoSpaceDE w:val="0"/>
+              <w:autoSpaceDN w:val="0"/>
+              <w:adjustRightInd w:val="0"/>
+              <w:spacing w:before="0" w:line="240" w:lineRule="auto"/>
+              <w:rPr>
+                <w:rFonts w:ascii="BRH Devanagari Extra" w:hAnsi="BRH Devanagari Extra" w:cs="BRH Devanagari Extra"/>
+                <w:color w:val="000000"/>
+                <w:sz w:val="32"/>
+                <w:szCs w:val="40"/>
+              </w:rPr>
+            </w:pPr>
+            <w:r>
+              <w:rPr>
+                <w:rFonts w:cs="BRH Devanagari Extra"/>
+                <w:color w:val="000000"/>
+                <w:szCs w:val="40"/>
+              </w:rPr>
+              <w:t>32</w:t>
+            </w:r>
+            <w:r>
+              <w:rPr>
+                <w:rFonts w:ascii="BRH Devanagari Extra" w:hAnsi="BRH Devanagari Extra" w:cs="BRH Devanagari Extra"/>
+                <w:color w:val="000000"/>
+                <w:sz w:val="32"/>
+                <w:szCs w:val="40"/>
+              </w:rPr>
+              <w:t>)</w:t>
+            </w:r>
+            <w:r>
+              <w:rPr>
+                <w:rFonts w:ascii="BRH Devanagari Extra" w:hAnsi="BRH Devanagari Extra" w:cs="BRH Devanagari Extra"/>
+                <w:color w:val="000000"/>
+                <w:sz w:val="32"/>
+                <w:szCs w:val="40"/>
+              </w:rPr>
+              <w:tab/>
+            </w:r>
+            <w:r>
+              <w:rPr>
+                <w:rFonts w:cs="BRH Devanagari Extra"/>
+                <w:color w:val="000000"/>
+                <w:szCs w:val="40"/>
+              </w:rPr>
+              <w:t>2</w:t>
+            </w:r>
+            <w:r>
+              <w:rPr>
+                <w:rFonts w:ascii="BRH Devanagari Extra" w:hAnsi="BRH Devanagari Extra" w:cs="BRH Devanagari Extra"/>
+                <w:color w:val="000000"/>
+                <w:sz w:val="32"/>
+                <w:szCs w:val="40"/>
+              </w:rPr>
+              <w:t>.</w:t>
+            </w:r>
+            <w:r>
+              <w:rPr>
+                <w:rFonts w:cs="BRH Devanagari Extra"/>
+                <w:color w:val="000000"/>
+                <w:szCs w:val="40"/>
+              </w:rPr>
+              <w:t>5</w:t>
+            </w:r>
+            <w:r>
+              <w:rPr>
+                <w:rFonts w:ascii="BRH Devanagari Extra" w:hAnsi="BRH Devanagari Extra" w:cs="BRH Devanagari Extra"/>
+                <w:color w:val="000000"/>
+                <w:sz w:val="32"/>
+                <w:szCs w:val="40"/>
+              </w:rPr>
+              <w:t>.</w:t>
+            </w:r>
+            <w:r>
+              <w:rPr>
+                <w:rFonts w:cs="BRH Devanagari Extra"/>
+                <w:color w:val="000000"/>
+                <w:szCs w:val="40"/>
+              </w:rPr>
+              <w:t>8</w:t>
+            </w:r>
+            <w:r>
+              <w:rPr>
+                <w:rFonts w:ascii="BRH Devanagari Extra" w:hAnsi="BRH Devanagari Extra" w:cs="BRH Devanagari Extra"/>
+                <w:color w:val="000000"/>
+                <w:sz w:val="32"/>
+                <w:szCs w:val="40"/>
+              </w:rPr>
+              <w:t>.</w:t>
+            </w:r>
+            <w:r>
+              <w:rPr>
+                <w:rFonts w:cs="BRH Devanagari Extra"/>
+                <w:color w:val="000000"/>
+                <w:szCs w:val="40"/>
+              </w:rPr>
+              <w:t>7</w:t>
+            </w:r>
+            <w:r>
+              <w:rPr>
+                <w:rFonts w:ascii="BRH Devanagari Extra" w:hAnsi="BRH Devanagari Extra" w:cs="BRH Devanagari Extra"/>
+                <w:color w:val="000000"/>
+                <w:sz w:val="32"/>
+                <w:szCs w:val="40"/>
+              </w:rPr>
+              <w:t>(</w:t>
+            </w:r>
+            <w:r>
+              <w:rPr>
+                <w:rFonts w:cs="BRH Devanagari Extra"/>
+                <w:color w:val="000000"/>
+                <w:szCs w:val="40"/>
+              </w:rPr>
+              <w:t>29</w:t>
+            </w:r>
+            <w:r>
+              <w:rPr>
+                <w:rFonts w:ascii="BRH Devanagari Extra" w:hAnsi="BRH Devanagari Extra" w:cs="BRH Devanagari Extra"/>
+                <w:color w:val="000000"/>
+                <w:sz w:val="32"/>
+                <w:szCs w:val="40"/>
+              </w:rPr>
+              <w:t>)</w:t>
+            </w:r>
+            <w:proofErr w:type="gramStart"/>
+            <w:r>
+              <w:rPr>
+                <w:rFonts w:ascii="BRH Devanagari Extra" w:hAnsi="BRH Devanagari Extra" w:cs="BRH Devanagari Extra"/>
+                <w:color w:val="000000"/>
+                <w:sz w:val="32"/>
+                <w:szCs w:val="40"/>
+              </w:rPr>
+              <w:t>-  ÌmÉ</w:t>
+            </w:r>
+            <w:proofErr w:type="gramEnd"/>
+            <w:r>
+              <w:rPr>
+                <w:rFonts w:ascii="BRH Malayalam Extra" w:hAnsi="BRH Malayalam Extra" w:cs="BRH Devanagari Extra"/>
+                <w:color w:val="000000"/>
+                <w:szCs w:val="40"/>
+              </w:rPr>
+              <w:t>–</w:t>
+            </w:r>
+            <w:r>
+              <w:rPr>
+                <w:rFonts w:ascii="BRH Devanagari Extra" w:hAnsi="BRH Devanagari Extra" w:cs="BRH Devanagari Extra"/>
+                <w:color w:val="000000"/>
+                <w:sz w:val="32"/>
+                <w:szCs w:val="40"/>
+              </w:rPr>
+              <w:t>mÉ</w:t>
+            </w:r>
+            <w:r>
+              <w:rPr>
+                <w:rFonts w:ascii="BRH Malayalam Extra" w:hAnsi="BRH Malayalam Extra" w:cs="BRH Devanagari Extra"/>
+                <w:color w:val="000000"/>
+                <w:szCs w:val="40"/>
+              </w:rPr>
+              <w:t>–</w:t>
+            </w:r>
+            <w:r>
+              <w:rPr>
+                <w:rFonts w:ascii="BRH Devanagari Extra" w:hAnsi="BRH Devanagari Extra" w:cs="BRH Devanagari Extra"/>
+                <w:color w:val="000000"/>
+                <w:sz w:val="32"/>
+                <w:szCs w:val="40"/>
+              </w:rPr>
+              <w:t>iÉå</w:t>
+            </w:r>
+            <w:r>
+              <w:rPr>
+                <w:rFonts w:ascii="BRH Malayalam Extra" w:hAnsi="BRH Malayalam Extra" w:cs="BRH Devanagari Extra"/>
+                <w:color w:val="000000"/>
+                <w:szCs w:val="40"/>
+              </w:rPr>
+              <w:t>–</w:t>
+            </w:r>
+            <w:r>
+              <w:rPr>
+                <w:rFonts w:ascii="BRH Devanagari Extra" w:hAnsi="BRH Devanagari Extra" w:cs="BRH Devanagari Extra"/>
+                <w:color w:val="000000"/>
+                <w:sz w:val="32"/>
+                <w:szCs w:val="40"/>
+              </w:rPr>
+              <w:t xml:space="preserve"> || </w:t>
+            </w:r>
+          </w:p>
+          <w:p>
+            <w:pPr>
+              <w:widowControl w:val="0"/>
+              <w:autoSpaceDE w:val="0"/>
+              <w:autoSpaceDN w:val="0"/>
+              <w:adjustRightInd w:val="0"/>
+              <w:spacing w:before="0" w:line="240" w:lineRule="auto"/>
+              <w:rPr>
+                <w:rFonts w:cs="BRH Malayalam Extra"/>
+                <w:color w:val="000000"/>
+                <w:szCs w:val="40"/>
+              </w:rPr>
+            </w:pPr>
+            <w:r>
+              <w:rPr>
+                <w:rFonts w:ascii="BRH Devanagari Extra" w:hAnsi="BRH Devanagari Extra" w:cs="BRH Devanagari Extra"/>
+                <w:color w:val="000000"/>
+                <w:sz w:val="32"/>
+                <w:szCs w:val="40"/>
+              </w:rPr>
+              <w:t>ÌmÉ</w:t>
+            </w:r>
+            <w:r>
+              <w:rPr>
+                <w:rFonts w:ascii="BRH Malayalam Extra" w:hAnsi="BRH Malayalam Extra" w:cs="BRH Devanagari Extra"/>
+                <w:color w:val="000000"/>
+                <w:szCs w:val="40"/>
+              </w:rPr>
+              <w:t>–</w:t>
+            </w:r>
+            <w:r>
+              <w:rPr>
+                <w:rFonts w:ascii="BRH Devanagari Extra" w:hAnsi="BRH Devanagari Extra" w:cs="BRH Devanagari Extra"/>
+                <w:color w:val="000000"/>
+                <w:sz w:val="32"/>
+                <w:szCs w:val="40"/>
+              </w:rPr>
+              <w:t>mÉ</w:t>
+            </w:r>
+            <w:r>
+              <w:rPr>
+                <w:rFonts w:ascii="BRH Malayalam Extra" w:hAnsi="BRH Malayalam Extra" w:cs="BRH Devanagari Extra"/>
+                <w:color w:val="000000"/>
+                <w:szCs w:val="40"/>
+              </w:rPr>
+              <w:t>–</w:t>
+            </w:r>
+            <w:r>
+              <w:rPr>
+                <w:rFonts w:ascii="BRH Devanagari Extra" w:hAnsi="BRH Devanagari Extra" w:cs="BRH Devanagari Extra"/>
+                <w:color w:val="000000"/>
+                <w:sz w:val="32"/>
+                <w:szCs w:val="40"/>
+                <w:highlight w:val="yellow"/>
+              </w:rPr>
+              <w:t>iÉ</w:t>
+            </w:r>
+            <w:r>
+              <w:rPr>
+                <w:rFonts w:ascii="BRH Devanagari Extra" w:hAnsi="BRH Devanagari Extra" w:cs="BRH Devanagari Extra"/>
+                <w:color w:val="000000"/>
+                <w:sz w:val="32"/>
+                <w:szCs w:val="40"/>
+              </w:rPr>
+              <w:t xml:space="preserve"> CÌiÉþ ÌmÉmÉiÉå | </w:t>
+            </w:r>
+          </w:p>
+        </w:tc>
+        <w:tc>
+          <w:tcPr>
+            <w:tcW w:w="7371" w:type="dxa"/>
+          </w:tcPr>
+          <w:p>
+            <w:pPr>
+              <w:widowControl w:val="0"/>
+              <w:autoSpaceDE w:val="0"/>
+              <w:autoSpaceDN w:val="0"/>
+              <w:adjustRightInd w:val="0"/>
+              <w:spacing w:before="0" w:line="240" w:lineRule="auto"/>
+              <w:rPr>
+                <w:rFonts w:ascii="BRH Devanagari Extra" w:hAnsi="BRH Devanagari Extra" w:cs="BRH Devanagari Extra"/>
+                <w:color w:val="000000"/>
+                <w:sz w:val="32"/>
+                <w:szCs w:val="40"/>
+              </w:rPr>
+            </w:pPr>
+            <w:r>
+              <w:rPr>
+                <w:rFonts w:cs="BRH Devanagari Extra"/>
+                <w:color w:val="000000"/>
+                <w:szCs w:val="40"/>
+              </w:rPr>
+              <w:t>32</w:t>
+            </w:r>
+            <w:r>
+              <w:rPr>
+                <w:rFonts w:ascii="BRH Devanagari Extra" w:hAnsi="BRH Devanagari Extra" w:cs="BRH Devanagari Extra"/>
+                <w:color w:val="000000"/>
+                <w:sz w:val="32"/>
+                <w:szCs w:val="40"/>
+              </w:rPr>
+              <w:t>)</w:t>
+            </w:r>
+            <w:r>
+              <w:rPr>
+                <w:rFonts w:ascii="BRH Devanagari Extra" w:hAnsi="BRH Devanagari Extra" w:cs="BRH Devanagari Extra"/>
+                <w:color w:val="000000"/>
+                <w:sz w:val="32"/>
+                <w:szCs w:val="40"/>
+              </w:rPr>
+              <w:tab/>
+            </w:r>
+            <w:r>
+              <w:rPr>
+                <w:rFonts w:cs="BRH Devanagari Extra"/>
+                <w:color w:val="000000"/>
+                <w:szCs w:val="40"/>
+              </w:rPr>
+              <w:t>2</w:t>
+            </w:r>
+            <w:r>
+              <w:rPr>
+                <w:rFonts w:ascii="BRH Devanagari Extra" w:hAnsi="BRH Devanagari Extra" w:cs="BRH Devanagari Extra"/>
+                <w:color w:val="000000"/>
+                <w:sz w:val="32"/>
+                <w:szCs w:val="40"/>
+              </w:rPr>
+              <w:t>.</w:t>
+            </w:r>
+            <w:r>
+              <w:rPr>
+                <w:rFonts w:cs="BRH Devanagari Extra"/>
+                <w:color w:val="000000"/>
+                <w:szCs w:val="40"/>
+              </w:rPr>
+              <w:t>5</w:t>
+            </w:r>
+            <w:r>
+              <w:rPr>
+                <w:rFonts w:ascii="BRH Devanagari Extra" w:hAnsi="BRH Devanagari Extra" w:cs="BRH Devanagari Extra"/>
+                <w:color w:val="000000"/>
+                <w:sz w:val="32"/>
+                <w:szCs w:val="40"/>
+              </w:rPr>
+              <w:t>.</w:t>
+            </w:r>
+            <w:r>
+              <w:rPr>
+                <w:rFonts w:cs="BRH Devanagari Extra"/>
+                <w:color w:val="000000"/>
+                <w:szCs w:val="40"/>
+              </w:rPr>
+              <w:t>8</w:t>
+            </w:r>
+            <w:r>
+              <w:rPr>
+                <w:rFonts w:ascii="BRH Devanagari Extra" w:hAnsi="BRH Devanagari Extra" w:cs="BRH Devanagari Extra"/>
+                <w:color w:val="000000"/>
+                <w:sz w:val="32"/>
+                <w:szCs w:val="40"/>
+              </w:rPr>
+              <w:t>.</w:t>
+            </w:r>
+            <w:r>
+              <w:rPr>
+                <w:rFonts w:cs="BRH Devanagari Extra"/>
+                <w:color w:val="000000"/>
+                <w:szCs w:val="40"/>
+              </w:rPr>
+              <w:t>7</w:t>
+            </w:r>
+            <w:r>
+              <w:rPr>
+                <w:rFonts w:ascii="BRH Devanagari Extra" w:hAnsi="BRH Devanagari Extra" w:cs="BRH Devanagari Extra"/>
+                <w:color w:val="000000"/>
+                <w:sz w:val="32"/>
+                <w:szCs w:val="40"/>
+              </w:rPr>
+              <w:t>(</w:t>
+            </w:r>
+            <w:r>
+              <w:rPr>
+                <w:rFonts w:cs="BRH Devanagari Extra"/>
+                <w:color w:val="000000"/>
+                <w:szCs w:val="40"/>
+              </w:rPr>
+              <w:t>29</w:t>
+            </w:r>
+            <w:r>
+              <w:rPr>
+                <w:rFonts w:ascii="BRH Devanagari Extra" w:hAnsi="BRH Devanagari Extra" w:cs="BRH Devanagari Extra"/>
+                <w:color w:val="000000"/>
+                <w:sz w:val="32"/>
+                <w:szCs w:val="40"/>
+              </w:rPr>
+              <w:t>)</w:t>
+            </w:r>
+            <w:proofErr w:type="gramStart"/>
+            <w:r>
+              <w:rPr>
+                <w:rFonts w:ascii="BRH Devanagari Extra" w:hAnsi="BRH Devanagari Extra" w:cs="BRH Devanagari Extra"/>
+                <w:color w:val="000000"/>
+                <w:sz w:val="32"/>
+                <w:szCs w:val="40"/>
+              </w:rPr>
+              <w:t>-  ÌmÉ</w:t>
+            </w:r>
+            <w:proofErr w:type="gramEnd"/>
+            <w:r>
+              <w:rPr>
+                <w:rFonts w:ascii="BRH Malayalam Extra" w:hAnsi="BRH Malayalam Extra" w:cs="BRH Devanagari Extra"/>
+                <w:color w:val="000000"/>
+                <w:szCs w:val="40"/>
+              </w:rPr>
+              <w:t>–</w:t>
+            </w:r>
+            <w:r>
+              <w:rPr>
+                <w:rFonts w:ascii="BRH Devanagari Extra" w:hAnsi="BRH Devanagari Extra" w:cs="BRH Devanagari Extra"/>
+                <w:color w:val="000000"/>
+                <w:sz w:val="32"/>
+                <w:szCs w:val="40"/>
+              </w:rPr>
+              <w:t>mÉ</w:t>
+            </w:r>
+            <w:r>
+              <w:rPr>
+                <w:rFonts w:ascii="BRH Malayalam Extra" w:hAnsi="BRH Malayalam Extra" w:cs="BRH Devanagari Extra"/>
+                <w:color w:val="000000"/>
+                <w:szCs w:val="40"/>
+              </w:rPr>
+              <w:t>–</w:t>
+            </w:r>
+            <w:r>
+              <w:rPr>
+                <w:rFonts w:ascii="BRH Devanagari Extra" w:hAnsi="BRH Devanagari Extra" w:cs="BRH Devanagari Extra"/>
+                <w:color w:val="000000"/>
+                <w:sz w:val="32"/>
+                <w:szCs w:val="40"/>
+              </w:rPr>
+              <w:t>iÉå</w:t>
+            </w:r>
+            <w:r>
+              <w:rPr>
+                <w:rFonts w:ascii="BRH Malayalam Extra" w:hAnsi="BRH Malayalam Extra" w:cs="BRH Devanagari Extra"/>
+                <w:color w:val="000000"/>
+                <w:szCs w:val="40"/>
+              </w:rPr>
+              <w:t>–</w:t>
+            </w:r>
+            <w:r>
+              <w:rPr>
+                <w:rFonts w:ascii="BRH Devanagari Extra" w:hAnsi="BRH Devanagari Extra" w:cs="BRH Devanagari Extra"/>
+                <w:color w:val="000000"/>
+                <w:sz w:val="32"/>
+                <w:szCs w:val="40"/>
+              </w:rPr>
+              <w:t xml:space="preserve"> || </w:t>
+            </w:r>
+          </w:p>
+          <w:p>
+            <w:pPr>
+              <w:widowControl w:val="0"/>
+              <w:autoSpaceDE w:val="0"/>
+              <w:autoSpaceDN w:val="0"/>
+              <w:adjustRightInd w:val="0"/>
+              <w:spacing w:before="0" w:line="240" w:lineRule="auto"/>
+              <w:rPr>
+                <w:rFonts w:cs="BRH Malayalam Extra"/>
+                <w:color w:val="000000"/>
+                <w:szCs w:val="40"/>
+              </w:rPr>
+            </w:pPr>
+            <w:r>
+              <w:rPr>
+                <w:rFonts w:ascii="BRH Devanagari Extra" w:hAnsi="BRH Devanagari Extra" w:cs="BRH Devanagari Extra"/>
+                <w:color w:val="000000"/>
+                <w:sz w:val="32"/>
+                <w:szCs w:val="40"/>
+              </w:rPr>
+              <w:t>ÌmÉ</w:t>
+            </w:r>
+            <w:r>
+              <w:rPr>
+                <w:rFonts w:ascii="BRH Malayalam Extra" w:hAnsi="BRH Malayalam Extra" w:cs="BRH Devanagari Extra"/>
+                <w:color w:val="000000"/>
+                <w:szCs w:val="40"/>
+              </w:rPr>
+              <w:t>–</w:t>
+            </w:r>
+            <w:r>
+              <w:rPr>
+                <w:rFonts w:ascii="BRH Devanagari Extra" w:hAnsi="BRH Devanagari Extra" w:cs="BRH Devanagari Extra"/>
+                <w:color w:val="000000"/>
+                <w:sz w:val="32"/>
+                <w:szCs w:val="40"/>
+              </w:rPr>
+              <w:t>mÉ</w:t>
+            </w:r>
+            <w:r>
+              <w:rPr>
+                <w:rFonts w:ascii="BRH Malayalam Extra" w:hAnsi="BRH Malayalam Extra" w:cs="BRH Devanagari Extra"/>
+                <w:color w:val="000000"/>
+                <w:szCs w:val="40"/>
+              </w:rPr>
+              <w:t>–</w:t>
+            </w:r>
+            <w:r>
+              <w:rPr>
+                <w:rFonts w:ascii="BRH Devanagari Extra" w:hAnsi="BRH Devanagari Extra" w:cs="BRH Devanagari Extra"/>
+                <w:color w:val="000000"/>
+                <w:sz w:val="32"/>
+                <w:szCs w:val="40"/>
+                <w:highlight w:val="green"/>
+              </w:rPr>
+              <w:t>iÉ</w:t>
+            </w:r>
+            <w:r>
+              <w:rPr>
+                <w:rFonts w:ascii="BRH Malayalam Extra" w:hAnsi="BRH Malayalam Extra" w:cs="BRH Devanagari Extra"/>
+                <w:color w:val="000000"/>
+                <w:szCs w:val="40"/>
+                <w:highlight w:val="green"/>
+              </w:rPr>
+              <w:t>–</w:t>
+            </w:r>
+            <w:r>
+              <w:rPr>
+                <w:rFonts w:ascii="BRH Devanagari Extra" w:hAnsi="BRH Devanagari Extra" w:cs="BRH Devanagari Extra"/>
+                <w:color w:val="000000"/>
+                <w:sz w:val="32"/>
+                <w:szCs w:val="40"/>
+              </w:rPr>
+              <w:t xml:space="preserve"> CÌiÉþ ÌmÉmÉiÉå | </w:t>
+            </w:r>
+          </w:p>
+        </w:tc>
+      </w:tr>
+      <w:tr>
+        <w:trPr>
+          <w:trHeight w:val="1121"/>
+        </w:trPr>
+        <w:tc>
+          <w:tcPr>
+            <w:tcW w:w="7514" w:type="dxa"/>
+            <w:tcBorders>
+              <w:top w:val="single" w:sz="4" w:space="0" w:color="000000"/>
+              <w:left w:val="single" w:sz="4" w:space="0" w:color="000000"/>
+              <w:bottom w:val="single" w:sz="4" w:space="0" w:color="000000"/>
+              <w:right w:val="single" w:sz="4" w:space="0" w:color="000000"/>
+            </w:tcBorders>
+          </w:tcPr>
+          <w:p>
+            <w:pPr>
+              <w:widowControl w:val="0"/>
+              <w:autoSpaceDE w:val="0"/>
+              <w:autoSpaceDN w:val="0"/>
+              <w:adjustRightInd w:val="0"/>
+              <w:spacing w:before="0" w:line="240" w:lineRule="auto"/>
+              <w:rPr>
+                <w:rFonts w:cs="BRH Malayalam Extra"/>
+                <w:color w:val="000000"/>
+                <w:szCs w:val="40"/>
+              </w:rPr>
+            </w:pPr>
+          </w:p>
+        </w:tc>
+        <w:tc>
+          <w:tcPr>
+            <w:tcW w:w="7371" w:type="dxa"/>
+            <w:tcBorders>
+              <w:top w:val="single" w:sz="4" w:space="0" w:color="000000"/>
+              <w:left w:val="single" w:sz="4" w:space="0" w:color="000000"/>
+              <w:bottom w:val="single" w:sz="4" w:space="0" w:color="000000"/>
+              <w:right w:val="single" w:sz="4" w:space="0" w:color="000000"/>
+            </w:tcBorders>
+          </w:tcPr>
+          <w:p>
+            <w:pPr>
+              <w:widowControl w:val="0"/>
+              <w:autoSpaceDE w:val="0"/>
+              <w:autoSpaceDN w:val="0"/>
+              <w:adjustRightInd w:val="0"/>
+              <w:spacing w:before="0" w:line="240" w:lineRule="auto"/>
+              <w:rPr>
+                <w:rFonts w:cs="BRH Malayalam Extra"/>
+                <w:color w:val="000000"/>
+                <w:szCs w:val="40"/>
+              </w:rPr>
+            </w:pPr>
+          </w:p>
+        </w:tc>
+      </w:tr>
+    </w:tbl>
+    <w:p>
+      <w:pPr>
+        <w:spacing w:before="0" w:line="240" w:lineRule="auto"/>
+        <w:jc w:val="center"/>
+        <w:rPr>
+          <w:b/>
+          <w:bCs/>
+          <w:sz w:val="32"/>
+          <w:szCs w:val="32"/>
+          <w:u w:val="single"/>
+        </w:rPr>
+      </w:pPr>
+    </w:p>
     <w:p>
       <w:pPr>
         <w:spacing w:before="0" w:line="240" w:lineRule="auto"/>
@@ -144,27 +939,7 @@
           <w:sz w:val="28"/>
           <w:szCs w:val="32"/>
         </w:rPr>
-        <w:t>(</w:t>
-      </w:r>
-      <w:proofErr w:type="gramStart"/>
-      <w:r>
-        <w:rPr>
-          <w:b/>
-          <w:bCs/>
-          <w:sz w:val="28"/>
-          <w:szCs w:val="32"/>
-        </w:rPr>
-        <w:t>ignore</w:t>
-      </w:r>
-      <w:proofErr w:type="gramEnd"/>
-      <w:r>
-        <w:rPr>
-          <w:b/>
-          <w:bCs/>
-          <w:sz w:val="28"/>
-          <w:szCs w:val="32"/>
-        </w:rPr>
-        <w:t xml:space="preserve"> those which are already incorporated in your book’s version and date)</w:t>
+        <w:t>(ignore those which are already incorporated in your book’s version and date)</w:t>
       </w:r>
     </w:p>
     <w:tbl>
@@ -2190,6 +2965,7 @@
                 <w:color w:val="000000"/>
                 <w:szCs w:val="40"/>
               </w:rPr>
+              <w:lastRenderedPageBreak/>
               <w:t>46</w:t>
             </w:r>
             <w:r>
@@ -3245,7 +4021,6 @@
                 <w:color w:val="000000"/>
                 <w:szCs w:val="40"/>
               </w:rPr>
-              <w:lastRenderedPageBreak/>
               <w:t>37</w:t>
             </w:r>
             <w:r>
@@ -3678,7 +4453,6 @@
                 <w:color w:val="000000"/>
                 <w:szCs w:val="40"/>
               </w:rPr>
-              <w:lastRenderedPageBreak/>
               <w:t>36</w:t>
             </w:r>
             <w:r>
@@ -4114,7 +4888,6 @@
                 <w:color w:val="000000"/>
                 <w:szCs w:val="40"/>
               </w:rPr>
-              <w:lastRenderedPageBreak/>
               <w:t>37</w:t>
             </w:r>
             <w:r>
@@ -4627,7 +5400,6 @@
                 <w:color w:val="000000"/>
                 <w:szCs w:val="40"/>
               </w:rPr>
-              <w:lastRenderedPageBreak/>
               <w:t>45</w:t>
             </w:r>
             <w:r>
@@ -5678,6 +6450,7 @@
                 <w:szCs w:val="40"/>
                 <w:highlight w:val="yellow"/>
               </w:rPr>
+              <w:lastRenderedPageBreak/>
               <w:t>r</w:t>
             </w:r>
             <w:r>
@@ -6357,6 +7130,7 @@
                 <w:color w:val="000000"/>
                 <w:szCs w:val="40"/>
               </w:rPr>
+              <w:lastRenderedPageBreak/>
               <w:t>45</w:t>
             </w:r>
             <w:r>
@@ -7411,6 +8185,7 @@
                 <w:szCs w:val="40"/>
                 <w:highlight w:val="green"/>
               </w:rPr>
+              <w:lastRenderedPageBreak/>
               <w:t>rÉ</w:t>
             </w:r>
             <w:r>
@@ -9853,6 +10628,7 @@
                 <w:sz w:val="32"/>
                 <w:szCs w:val="40"/>
               </w:rPr>
+              <w:lastRenderedPageBreak/>
               <w:t>xÉÉ</w:t>
             </w:r>
             <w:r>
@@ -10738,6 +11514,7 @@
                 <w:color w:val="000000"/>
                 <w:szCs w:val="40"/>
               </w:rPr>
+              <w:lastRenderedPageBreak/>
               <w:t>15</w:t>
             </w:r>
             <w:r>
@@ -12335,6 +13112,7 @@
                 <w:sz w:val="32"/>
                 <w:szCs w:val="40"/>
               </w:rPr>
+              <w:lastRenderedPageBreak/>
               <w:t>xÉÉ</w:t>
             </w:r>
             <w:r>
@@ -14899,6 +15677,7 @@
                 <w:color w:val="000000"/>
                 <w:szCs w:val="40"/>
               </w:rPr>
+              <w:lastRenderedPageBreak/>
               <w:t>61</w:t>
             </w:r>
             <w:r>
@@ -15227,6 +16006,7 @@
                 <w:color w:val="000000"/>
                 <w:szCs w:val="40"/>
               </w:rPr>
+              <w:lastRenderedPageBreak/>
               <w:t>57</w:t>
             </w:r>
             <w:r>
@@ -16914,6 +17694,7 @@
                 <w:color w:val="000000"/>
                 <w:szCs w:val="40"/>
               </w:rPr>
+              <w:lastRenderedPageBreak/>
               <w:t>61</w:t>
             </w:r>
             <w:r>
@@ -17277,6 +18058,7 @@
                 <w:color w:val="000000"/>
                 <w:szCs w:val="40"/>
               </w:rPr>
+              <w:lastRenderedPageBreak/>
               <w:t>23</w:t>
             </w:r>
             <w:r>
@@ -17928,7 +18710,6 @@
                 <w:color w:val="000000"/>
                 <w:szCs w:val="40"/>
               </w:rPr>
-              <w:lastRenderedPageBreak/>
               <w:t>35</w:t>
             </w:r>
             <w:r>
@@ -18708,7 +19489,17 @@
                 <w:sz w:val="32"/>
                 <w:szCs w:val="40"/>
               </w:rPr>
-              <w:t>Uç uÉæ uÉÉ G</w:t>
+              <w:t xml:space="preserve">Uç uÉæ uÉÉ </w:t>
+            </w:r>
+            <w:r>
+              <w:rPr>
+                <w:rFonts w:ascii="BRH Devanagari Extra" w:hAnsi="BRH Devanagari Extra" w:cs="BRH Devanagari Extra"/>
+                <w:color w:val="000000"/>
+                <w:sz w:val="32"/>
+                <w:szCs w:val="40"/>
+              </w:rPr>
+              <w:lastRenderedPageBreak/>
+              <w:t>G</w:t>
             </w:r>
             <w:r>
               <w:rPr>
@@ -19291,6 +20082,7 @@
                 <w:color w:val="000000"/>
                 <w:szCs w:val="40"/>
               </w:rPr>
+              <w:lastRenderedPageBreak/>
               <w:t>35</w:t>
             </w:r>
             <w:r>
@@ -20070,7 +20862,17 @@
                 <w:sz w:val="32"/>
                 <w:szCs w:val="40"/>
               </w:rPr>
-              <w:t>Uç uÉæ uÉÉ G</w:t>
+              <w:t xml:space="preserve">Uç uÉæ uÉÉ </w:t>
+            </w:r>
+            <w:r>
+              <w:rPr>
+                <w:rFonts w:ascii="BRH Devanagari Extra" w:hAnsi="BRH Devanagari Extra" w:cs="BRH Devanagari Extra"/>
+                <w:color w:val="000000"/>
+                <w:sz w:val="32"/>
+                <w:szCs w:val="40"/>
+              </w:rPr>
+              <w:lastRenderedPageBreak/>
+              <w:t>G</w:t>
             </w:r>
             <w:r>
               <w:rPr>
@@ -20670,6 +21472,7 @@
                 <w:color w:val="000000"/>
                 <w:szCs w:val="40"/>
               </w:rPr>
+              <w:lastRenderedPageBreak/>
               <w:t>32</w:t>
             </w:r>
             <w:r>
@@ -21506,7 +22309,6 @@
                 <w:color w:val="000000"/>
                 <w:szCs w:val="40"/>
               </w:rPr>
-              <w:lastRenderedPageBreak/>
               <w:t>25</w:t>
             </w:r>
             <w:r>
@@ -23087,6 +23889,7 @@
                 <w:szCs w:val="40"/>
                 <w:highlight w:val="yellow"/>
               </w:rPr>
+              <w:lastRenderedPageBreak/>
               <w:t>bÉ×</w:t>
             </w:r>
             <w:r>
@@ -23522,6 +24325,7 @@
                 <w:szCs w:val="40"/>
                 <w:lang w:val="it-IT"/>
               </w:rPr>
+              <w:lastRenderedPageBreak/>
               <w:t>25</w:t>
             </w:r>
             <w:r>
@@ -25113,6 +25917,7 @@
                 <w:highlight w:val="green"/>
                 <w:lang w:val="it-IT"/>
               </w:rPr>
+              <w:lastRenderedPageBreak/>
               <w:t>bÉ×</w:t>
             </w:r>
             <w:r>
@@ -27775,6 +28580,7 @@
                 <w:szCs w:val="40"/>
                 <w:lang w:val="it-IT"/>
               </w:rPr>
+              <w:lastRenderedPageBreak/>
               <w:t>46</w:t>
             </w:r>
             <w:r>
@@ -28715,7 +29521,6 @@
                 <w:szCs w:val="40"/>
                 <w:lang w:val="it-IT"/>
               </w:rPr>
-              <w:lastRenderedPageBreak/>
               <w:t>48</w:t>
             </w:r>
             <w:r>
@@ -29190,7 +29995,6 @@
                 <w:szCs w:val="40"/>
                 <w:lang w:val="it-IT"/>
               </w:rPr>
-              <w:lastRenderedPageBreak/>
               <w:t>46</w:t>
             </w:r>
             <w:r>
@@ -30091,7 +30895,6 @@
                 <w:szCs w:val="40"/>
                 <w:lang w:val="it-IT"/>
               </w:rPr>
-              <w:lastRenderedPageBreak/>
               <w:t>48</w:t>
             </w:r>
             <w:r>
@@ -30550,7 +31353,6 @@
                 <w:szCs w:val="40"/>
                 <w:lang w:val="it-IT"/>
               </w:rPr>
-              <w:lastRenderedPageBreak/>
               <w:t>54</w:t>
             </w:r>
             <w:r>
@@ -30971,6 +31773,7 @@
                 <w:szCs w:val="40"/>
                 <w:lang w:val="it-IT"/>
               </w:rPr>
+              <w:lastRenderedPageBreak/>
               <w:t>55</w:t>
             </w:r>
             <w:r>
@@ -31744,18 +32547,7 @@
                 <w:szCs w:val="40"/>
                 <w:lang w:val="it-IT"/>
               </w:rPr>
-              <w:t xml:space="preserve">xrÉÉ </w:t>
-            </w:r>
-            <w:r>
-              <w:rPr>
-                <w:rFonts w:ascii="BRH Devanagari Extra" w:hAnsi="BRH Devanagari Extra" w:cs="BRH Devanagari Extra"/>
-                <w:color w:val="000000"/>
-                <w:sz w:val="32"/>
-                <w:szCs w:val="40"/>
-                <w:lang w:val="it-IT"/>
-              </w:rPr>
-              <w:lastRenderedPageBreak/>
-              <w:t xml:space="preserve">uÉþÂSèkrÉæ | </w:t>
+              <w:t xml:space="preserve">xrÉÉ uÉþÂSèkrÉæ | </w:t>
             </w:r>
           </w:p>
           <w:p>
@@ -32456,6 +33248,7 @@
                 <w:szCs w:val="40"/>
                 <w:lang w:val="it-IT"/>
               </w:rPr>
+              <w:lastRenderedPageBreak/>
               <w:t>55</w:t>
             </w:r>
             <w:r>
@@ -33203,18 +33996,7 @@
                 <w:szCs w:val="40"/>
                 <w:lang w:val="it-IT"/>
               </w:rPr>
-              <w:t xml:space="preserve">xrÉÉ </w:t>
-            </w:r>
-            <w:r>
-              <w:rPr>
-                <w:rFonts w:ascii="BRH Devanagari Extra" w:hAnsi="BRH Devanagari Extra" w:cs="BRH Devanagari Extra"/>
-                <w:color w:val="000000"/>
-                <w:sz w:val="32"/>
-                <w:szCs w:val="40"/>
-                <w:lang w:val="it-IT"/>
-              </w:rPr>
-              <w:lastRenderedPageBreak/>
-              <w:t xml:space="preserve">uÉþÂSèkrÉæ | </w:t>
+              <w:t xml:space="preserve">xrÉÉ uÉþÂSèkrÉæ | </w:t>
             </w:r>
           </w:p>
           <w:p>
@@ -34628,6 +35410,7 @@
                 <w:szCs w:val="40"/>
                 <w:lang w:val="it-IT"/>
               </w:rPr>
+              <w:lastRenderedPageBreak/>
               <w:t>27</w:t>
             </w:r>
             <w:r>
@@ -35269,6 +36052,7 @@
                 <w:szCs w:val="40"/>
                 <w:lang w:val="it-IT"/>
               </w:rPr>
+              <w:lastRenderedPageBreak/>
               <w:t>24</w:t>
             </w:r>
             <w:r>
@@ -36255,6 +37039,7 @@
                 <w:szCs w:val="40"/>
                 <w:lang w:val="it-IT"/>
               </w:rPr>
+              <w:lastRenderedPageBreak/>
               <w:t>27</w:t>
             </w:r>
             <w:r>
@@ -39985,6 +40770,7 @@
                 <w:szCs w:val="40"/>
                 <w:lang w:val="it-IT"/>
               </w:rPr>
+              <w:lastRenderedPageBreak/>
               <w:t>35</w:t>
             </w:r>
             <w:r>
@@ -41203,7 +41989,6 @@
           <w:szCs w:val="32"/>
           <w:u w:val="single"/>
         </w:rPr>
-        <w:lastRenderedPageBreak/>
         <w:t xml:space="preserve">TS </w:t>
       </w:r>
       <w:r>
@@ -41305,27 +42090,7 @@
           <w:sz w:val="28"/>
           <w:szCs w:val="32"/>
         </w:rPr>
-        <w:t>(</w:t>
-      </w:r>
-      <w:proofErr w:type="gramStart"/>
-      <w:r>
-        <w:rPr>
-          <w:b/>
-          <w:bCs/>
-          <w:sz w:val="28"/>
-          <w:szCs w:val="32"/>
-        </w:rPr>
-        <w:t>ignore</w:t>
-      </w:r>
-      <w:proofErr w:type="gramEnd"/>
-      <w:r>
-        <w:rPr>
-          <w:b/>
-          <w:bCs/>
-          <w:sz w:val="28"/>
-          <w:szCs w:val="32"/>
-        </w:rPr>
-        <w:t xml:space="preserve"> those which are already incorporated in your book’s version and date)</w:t>
+        <w:t>(ignore those which are already incorporated in your book’s version and date)</w:t>
       </w:r>
     </w:p>
     <w:tbl>
@@ -41609,7 +42374,7 @@
 </file>
 
 <file path=word/endnotes.xml><?xml version="1.0" encoding="utf-8"?>
-<w:endnotes xmlns:wpc="http://schemas.microsoft.com/office/word/2010/wordprocessingCanvas" xmlns:cx="http://schemas.microsoft.com/office/drawing/2014/chartex" xmlns:cx1="http://schemas.microsoft.com/office/drawing/2015/9/8/chartex" xmlns:cx2="http://schemas.microsoft.com/office/drawing/2015/10/21/chartex" xmlns:cx3="http://schemas.microsoft.com/office/drawing/2016/5/9/chartex" xmlns:cx4="http://schemas.microsoft.com/office/drawing/2016/5/10/chartex" xmlns:cx5="http://schemas.microsoft.com/office/drawing/2016/5/11/chartex" xmlns:cx6="http://schemas.microsoft.com/office/drawing/2016/5/12/chartex" xmlns:cx7="http://schemas.microsoft.com/office/drawing/2016/5/13/chartex" xmlns:cx8="http://schemas.microsoft.com/office/drawing/2016/5/14/chartex" xmlns:mc="http://schemas.openxmlformats.org/markup-compatibility/2006" xmlns:aink="http://schemas.microsoft.com/office/drawing/2016/ink" xmlns:am3d="http://schemas.microsoft.com/office/drawing/2017/model3d" xmlns:o="urn:schemas-microsoft-com:office:office" xmlns:oel="http://schemas.microsoft.com/office/2019/extlst" xmlns:r="http://schemas.openxmlformats.org/officeDocument/2006/relationships" xmlns:m="http://schemas.openxmlformats.org/officeDocument/2006/math" xmlns:v="urn:schemas-microsoft-com:vml" xmlns:wp14="http://schemas.microsoft.com/office/word/2010/wordprocessingDrawing" xmlns:wp="http://schemas.openxmlformats.org/drawingml/2006/wordprocessingDrawing" xmlns:w10="urn:schemas-microsoft-com:office:word" xmlns:w="http://schemas.openxmlformats.org/wordprocessingml/2006/main" xmlns:w14="http://schemas.microsoft.com/office/word/2010/wordml" xmlns:w15="http://schemas.microsoft.com/office/word/2012/wordml" xmlns:w16cex="http://schemas.microsoft.com/office/word/2018/wordml/cex" xmlns:w16cid="http://schemas.microsoft.com/office/word/2016/wordml/cid" xmlns:w16="http://schemas.microsoft.com/office/word/2018/wordml" xmlns:w16sdtdh="http://schemas.microsoft.com/office/word/2020/wordml/sdtdatahash" xmlns:w16se="http://schemas.microsoft.com/office/word/2015/wordml/symex" xmlns:wpg="http://schemas.microsoft.com/office/word/2010/wordprocessingGroup" xmlns:wpi="http://schemas.microsoft.com/office/word/2010/wordprocessingInk" xmlns:wne="http://schemas.microsoft.com/office/word/2006/wordml" xmlns:wps="http://schemas.microsoft.com/office/word/2010/wordprocessingShape" mc:Ignorable="w14 w15 w16se w16cid w16 w16cex w16sdtdh wp14">
+<w:endnotes xmlns:wpc="http://schemas.microsoft.com/office/word/2010/wordprocessingCanvas" xmlns:cx="http://schemas.microsoft.com/office/drawing/2014/chartex" xmlns:cx1="http://schemas.microsoft.com/office/drawing/2015/9/8/chartex" xmlns:cx2="http://schemas.microsoft.com/office/drawing/2015/10/21/chartex" xmlns:cx3="http://schemas.microsoft.com/office/drawing/2016/5/9/chartex" xmlns:cx4="http://schemas.microsoft.com/office/drawing/2016/5/10/chartex" xmlns:cx5="http://schemas.microsoft.com/office/drawing/2016/5/11/chartex" xmlns:cx6="http://schemas.microsoft.com/office/drawing/2016/5/12/chartex" xmlns:cx7="http://schemas.microsoft.com/office/drawing/2016/5/13/chartex" xmlns:cx8="http://schemas.microsoft.com/office/drawing/2016/5/14/chartex" xmlns:mc="http://schemas.openxmlformats.org/markup-compatibility/2006" xmlns:aink="http://schemas.microsoft.com/office/drawing/2016/ink" xmlns:am3d="http://schemas.microsoft.com/office/drawing/2017/model3d" xmlns:o="urn:schemas-microsoft-com:office:office" xmlns:oel="http://schemas.microsoft.com/office/2019/extlst" xmlns:r="http://schemas.openxmlformats.org/officeDocument/2006/relationships" xmlns:m="http://schemas.openxmlformats.org/officeDocument/2006/math" xmlns:v="urn:schemas-microsoft-com:vml" xmlns:wp14="http://schemas.microsoft.com/office/word/2010/wordprocessingDrawing" xmlns:wp="http://schemas.openxmlformats.org/drawingml/2006/wordprocessingDrawing" xmlns:w10="urn:schemas-microsoft-com:office:word" xmlns:w="http://schemas.openxmlformats.org/wordprocessingml/2006/main" xmlns:w14="http://schemas.microsoft.com/office/word/2010/wordml" xmlns:w15="http://schemas.microsoft.com/office/word/2012/wordml" xmlns:w16cex="http://schemas.microsoft.com/office/word/2018/wordml/cex" xmlns:w16cid="http://schemas.microsoft.com/office/word/2016/wordml/cid" xmlns:w16="http://schemas.microsoft.com/office/word/2018/wordml" xmlns:w16du="http://schemas.microsoft.com/office/word/2023/wordml/word16du" xmlns:w16sdtdh="http://schemas.microsoft.com/office/word/2020/wordml/sdtdatahash" xmlns:w16sdtfl="http://schemas.microsoft.com/office/word/2024/wordml/sdtformatlock" xmlns:w16se="http://schemas.microsoft.com/office/word/2015/wordml/symex" xmlns:wpg="http://schemas.microsoft.com/office/word/2010/wordprocessingGroup" xmlns:wpi="http://schemas.microsoft.com/office/word/2010/wordprocessingInk" xmlns:wne="http://schemas.microsoft.com/office/word/2006/wordml" xmlns:wps="http://schemas.microsoft.com/office/word/2010/wordprocessingShape" mc:Ignorable="w14 w15 w16se w16cid w16 w16cex w16sdtdh w16sdtfl w16du wp14">
   <w:endnote w:type="separator" w:id="-1">
     <w:p>
       <w:pPr>
@@ -41634,7 +42399,7 @@
 </file>
 
 <file path=word/footer1.xml><?xml version="1.0" encoding="utf-8"?>
-<w:ftr xmlns:wpc="http://schemas.microsoft.com/office/word/2010/wordprocessingCanvas" xmlns:cx="http://schemas.microsoft.com/office/drawing/2014/chartex" xmlns:cx1="http://schemas.microsoft.com/office/drawing/2015/9/8/chartex" xmlns:cx2="http://schemas.microsoft.com/office/drawing/2015/10/21/chartex" xmlns:cx3="http://schemas.microsoft.com/office/drawing/2016/5/9/chartex" xmlns:cx4="http://schemas.microsoft.com/office/drawing/2016/5/10/chartex" xmlns:cx5="http://schemas.microsoft.com/office/drawing/2016/5/11/chartex" xmlns:cx6="http://schemas.microsoft.com/office/drawing/2016/5/12/chartex" xmlns:cx7="http://schemas.microsoft.com/office/drawing/2016/5/13/chartex" xmlns:cx8="http://schemas.microsoft.com/office/drawing/2016/5/14/chartex" xmlns:mc="http://schemas.openxmlformats.org/markup-compatibility/2006" xmlns:aink="http://schemas.microsoft.com/office/drawing/2016/ink" xmlns:am3d="http://schemas.microsoft.com/office/drawing/2017/model3d" xmlns:o="urn:schemas-microsoft-com:office:office" xmlns:oel="http://schemas.microsoft.com/office/2019/extlst" xmlns:r="http://schemas.openxmlformats.org/officeDocument/2006/relationships" xmlns:m="http://schemas.openxmlformats.org/officeDocument/2006/math" xmlns:v="urn:schemas-microsoft-com:vml" xmlns:wp14="http://schemas.microsoft.com/office/word/2010/wordprocessingDrawing" xmlns:wp="http://schemas.openxmlformats.org/drawingml/2006/wordprocessingDrawing" xmlns:w10="urn:schemas-microsoft-com:office:word" xmlns:w="http://schemas.openxmlformats.org/wordprocessingml/2006/main" xmlns:w14="http://schemas.microsoft.com/office/word/2010/wordml" xmlns:w15="http://schemas.microsoft.com/office/word/2012/wordml" xmlns:w16cex="http://schemas.microsoft.com/office/word/2018/wordml/cex" xmlns:w16cid="http://schemas.microsoft.com/office/word/2016/wordml/cid" xmlns:w16="http://schemas.microsoft.com/office/word/2018/wordml" xmlns:w16sdtdh="http://schemas.microsoft.com/office/word/2020/wordml/sdtdatahash" xmlns:w16se="http://schemas.microsoft.com/office/word/2015/wordml/symex" xmlns:wpg="http://schemas.microsoft.com/office/word/2010/wordprocessingGroup" xmlns:wpi="http://schemas.microsoft.com/office/word/2010/wordprocessingInk" xmlns:wne="http://schemas.microsoft.com/office/word/2006/wordml" xmlns:wps="http://schemas.microsoft.com/office/word/2010/wordprocessingShape" mc:Ignorable="w14 w15 w16se w16cid w16 w16cex w16sdtdh wp14">
+<w:ftr xmlns:wpc="http://schemas.microsoft.com/office/word/2010/wordprocessingCanvas" xmlns:cx="http://schemas.microsoft.com/office/drawing/2014/chartex" xmlns:cx1="http://schemas.microsoft.com/office/drawing/2015/9/8/chartex" xmlns:cx2="http://schemas.microsoft.com/office/drawing/2015/10/21/chartex" xmlns:cx3="http://schemas.microsoft.com/office/drawing/2016/5/9/chartex" xmlns:cx4="http://schemas.microsoft.com/office/drawing/2016/5/10/chartex" xmlns:cx5="http://schemas.microsoft.com/office/drawing/2016/5/11/chartex" xmlns:cx6="http://schemas.microsoft.com/office/drawing/2016/5/12/chartex" xmlns:cx7="http://schemas.microsoft.com/office/drawing/2016/5/13/chartex" xmlns:cx8="http://schemas.microsoft.com/office/drawing/2016/5/14/chartex" xmlns:mc="http://schemas.openxmlformats.org/markup-compatibility/2006" xmlns:aink="http://schemas.microsoft.com/office/drawing/2016/ink" xmlns:am3d="http://schemas.microsoft.com/office/drawing/2017/model3d" xmlns:o="urn:schemas-microsoft-com:office:office" xmlns:oel="http://schemas.microsoft.com/office/2019/extlst" xmlns:r="http://schemas.openxmlformats.org/officeDocument/2006/relationships" xmlns:m="http://schemas.openxmlformats.org/officeDocument/2006/math" xmlns:v="urn:schemas-microsoft-com:vml" xmlns:wp14="http://schemas.microsoft.com/office/word/2010/wordprocessingDrawing" xmlns:wp="http://schemas.openxmlformats.org/drawingml/2006/wordprocessingDrawing" xmlns:w10="urn:schemas-microsoft-com:office:word" xmlns:w="http://schemas.openxmlformats.org/wordprocessingml/2006/main" xmlns:w14="http://schemas.microsoft.com/office/word/2010/wordml" xmlns:w15="http://schemas.microsoft.com/office/word/2012/wordml" xmlns:w16cex="http://schemas.microsoft.com/office/word/2018/wordml/cex" xmlns:w16cid="http://schemas.microsoft.com/office/word/2016/wordml/cid" xmlns:w16="http://schemas.microsoft.com/office/word/2018/wordml" xmlns:w16du="http://schemas.microsoft.com/office/word/2023/wordml/word16du" xmlns:w16sdtdh="http://schemas.microsoft.com/office/word/2020/wordml/sdtdatahash" xmlns:w16sdtfl="http://schemas.microsoft.com/office/word/2024/wordml/sdtformatlock" xmlns:w16se="http://schemas.microsoft.com/office/word/2015/wordml/symex" xmlns:wpg="http://schemas.microsoft.com/office/word/2010/wordprocessingGroup" xmlns:wpi="http://schemas.microsoft.com/office/word/2010/wordprocessingInk" xmlns:wne="http://schemas.microsoft.com/office/word/2006/wordml" xmlns:wps="http://schemas.microsoft.com/office/word/2010/wordprocessingShape" mc:Ignorable="w14 w15 w16se w16cid w16 w16cex w16sdtdh w16sdtfl w16du wp14">
   <w:p>
     <w:pPr>
       <w:pBdr>
@@ -41816,7 +42581,7 @@
 </file>
 
 <file path=word/footer2.xml><?xml version="1.0" encoding="utf-8"?>
-<w:ftr xmlns:wpc="http://schemas.microsoft.com/office/word/2010/wordprocessingCanvas" xmlns:cx="http://schemas.microsoft.com/office/drawing/2014/chartex" xmlns:cx1="http://schemas.microsoft.com/office/drawing/2015/9/8/chartex" xmlns:cx2="http://schemas.microsoft.com/office/drawing/2015/10/21/chartex" xmlns:cx3="http://schemas.microsoft.com/office/drawing/2016/5/9/chartex" xmlns:cx4="http://schemas.microsoft.com/office/drawing/2016/5/10/chartex" xmlns:cx5="http://schemas.microsoft.com/office/drawing/2016/5/11/chartex" xmlns:cx6="http://schemas.microsoft.com/office/drawing/2016/5/12/chartex" xmlns:cx7="http://schemas.microsoft.com/office/drawing/2016/5/13/chartex" xmlns:cx8="http://schemas.microsoft.com/office/drawing/2016/5/14/chartex" xmlns:mc="http://schemas.openxmlformats.org/markup-compatibility/2006" xmlns:aink="http://schemas.microsoft.com/office/drawing/2016/ink" xmlns:am3d="http://schemas.microsoft.com/office/drawing/2017/model3d" xmlns:o="urn:schemas-microsoft-com:office:office" xmlns:oel="http://schemas.microsoft.com/office/2019/extlst" xmlns:r="http://schemas.openxmlformats.org/officeDocument/2006/relationships" xmlns:m="http://schemas.openxmlformats.org/officeDocument/2006/math" xmlns:v="urn:schemas-microsoft-com:vml" xmlns:wp14="http://schemas.microsoft.com/office/word/2010/wordprocessingDrawing" xmlns:wp="http://schemas.openxmlformats.org/drawingml/2006/wordprocessingDrawing" xmlns:w10="urn:schemas-microsoft-com:office:word" xmlns:w="http://schemas.openxmlformats.org/wordprocessingml/2006/main" xmlns:w14="http://schemas.microsoft.com/office/word/2010/wordml" xmlns:w15="http://schemas.microsoft.com/office/word/2012/wordml" xmlns:w16cex="http://schemas.microsoft.com/office/word/2018/wordml/cex" xmlns:w16cid="http://schemas.microsoft.com/office/word/2016/wordml/cid" xmlns:w16="http://schemas.microsoft.com/office/word/2018/wordml" xmlns:w16sdtdh="http://schemas.microsoft.com/office/word/2020/wordml/sdtdatahash" xmlns:w16se="http://schemas.microsoft.com/office/word/2015/wordml/symex" xmlns:wpg="http://schemas.microsoft.com/office/word/2010/wordprocessingGroup" xmlns:wpi="http://schemas.microsoft.com/office/word/2010/wordprocessingInk" xmlns:wne="http://schemas.microsoft.com/office/word/2006/wordml" xmlns:wps="http://schemas.microsoft.com/office/word/2010/wordprocessingShape" mc:Ignorable="w14 w15 w16se w16cid w16 w16cex w16sdtdh wp14">
+<w:ftr xmlns:wpc="http://schemas.microsoft.com/office/word/2010/wordprocessingCanvas" xmlns:cx="http://schemas.microsoft.com/office/drawing/2014/chartex" xmlns:cx1="http://schemas.microsoft.com/office/drawing/2015/9/8/chartex" xmlns:cx2="http://schemas.microsoft.com/office/drawing/2015/10/21/chartex" xmlns:cx3="http://schemas.microsoft.com/office/drawing/2016/5/9/chartex" xmlns:cx4="http://schemas.microsoft.com/office/drawing/2016/5/10/chartex" xmlns:cx5="http://schemas.microsoft.com/office/drawing/2016/5/11/chartex" xmlns:cx6="http://schemas.microsoft.com/office/drawing/2016/5/12/chartex" xmlns:cx7="http://schemas.microsoft.com/office/drawing/2016/5/13/chartex" xmlns:cx8="http://schemas.microsoft.com/office/drawing/2016/5/14/chartex" xmlns:mc="http://schemas.openxmlformats.org/markup-compatibility/2006" xmlns:aink="http://schemas.microsoft.com/office/drawing/2016/ink" xmlns:am3d="http://schemas.microsoft.com/office/drawing/2017/model3d" xmlns:o="urn:schemas-microsoft-com:office:office" xmlns:oel="http://schemas.microsoft.com/office/2019/extlst" xmlns:r="http://schemas.openxmlformats.org/officeDocument/2006/relationships" xmlns:m="http://schemas.openxmlformats.org/officeDocument/2006/math" xmlns:v="urn:schemas-microsoft-com:vml" xmlns:wp14="http://schemas.microsoft.com/office/word/2010/wordprocessingDrawing" xmlns:wp="http://schemas.openxmlformats.org/drawingml/2006/wordprocessingDrawing" xmlns:w10="urn:schemas-microsoft-com:office:word" xmlns:w="http://schemas.openxmlformats.org/wordprocessingml/2006/main" xmlns:w14="http://schemas.microsoft.com/office/word/2010/wordml" xmlns:w15="http://schemas.microsoft.com/office/word/2012/wordml" xmlns:w16cex="http://schemas.microsoft.com/office/word/2018/wordml/cex" xmlns:w16cid="http://schemas.microsoft.com/office/word/2016/wordml/cid" xmlns:w16="http://schemas.microsoft.com/office/word/2018/wordml" xmlns:w16du="http://schemas.microsoft.com/office/word/2023/wordml/word16du" xmlns:w16sdtdh="http://schemas.microsoft.com/office/word/2020/wordml/sdtdatahash" xmlns:w16sdtfl="http://schemas.microsoft.com/office/word/2024/wordml/sdtformatlock" xmlns:w16se="http://schemas.microsoft.com/office/word/2015/wordml/symex" xmlns:wpg="http://schemas.microsoft.com/office/word/2010/wordprocessingGroup" xmlns:wpi="http://schemas.microsoft.com/office/word/2010/wordprocessingInk" xmlns:wne="http://schemas.microsoft.com/office/word/2006/wordml" xmlns:wps="http://schemas.microsoft.com/office/word/2010/wordprocessingShape" mc:Ignorable="w14 w15 w16se w16cid w16 w16cex w16sdtdh w16sdtfl w16du wp14">
   <w:p>
     <w:pPr>
       <w:pBdr>
@@ -42022,7 +42787,7 @@
 </file>
 
 <file path=word/footnotes.xml><?xml version="1.0" encoding="utf-8"?>
-<w:footnotes xmlns:wpc="http://schemas.microsoft.com/office/word/2010/wordprocessingCanvas" xmlns:cx="http://schemas.microsoft.com/office/drawing/2014/chartex" xmlns:cx1="http://schemas.microsoft.com/office/drawing/2015/9/8/chartex" xmlns:cx2="http://schemas.microsoft.com/office/drawing/2015/10/21/chartex" xmlns:cx3="http://schemas.microsoft.com/office/drawing/2016/5/9/chartex" xmlns:cx4="http://schemas.microsoft.com/office/drawing/2016/5/10/chartex" xmlns:cx5="http://schemas.microsoft.com/office/drawing/2016/5/11/chartex" xmlns:cx6="http://schemas.microsoft.com/office/drawing/2016/5/12/chartex" xmlns:cx7="http://schemas.microsoft.com/office/drawing/2016/5/13/chartex" xmlns:cx8="http://schemas.microsoft.com/office/drawing/2016/5/14/chartex" xmlns:mc="http://schemas.openxmlformats.org/markup-compatibility/2006" xmlns:aink="http://schemas.microsoft.com/office/drawing/2016/ink" xmlns:am3d="http://schemas.microsoft.com/office/drawing/2017/model3d" xmlns:o="urn:schemas-microsoft-com:office:office" xmlns:oel="http://schemas.microsoft.com/office/2019/extlst" xmlns:r="http://schemas.openxmlformats.org/officeDocument/2006/relationships" xmlns:m="http://schemas.openxmlformats.org/officeDocument/2006/math" xmlns:v="urn:schemas-microsoft-com:vml" xmlns:wp14="http://schemas.microsoft.com/office/word/2010/wordprocessingDrawing" xmlns:wp="http://schemas.openxmlformats.org/drawingml/2006/wordprocessingDrawing" xmlns:w10="urn:schemas-microsoft-com:office:word" xmlns:w="http://schemas.openxmlformats.org/wordprocessingml/2006/main" xmlns:w14="http://schemas.microsoft.com/office/word/2010/wordml" xmlns:w15="http://schemas.microsoft.com/office/word/2012/wordml" xmlns:w16cex="http://schemas.microsoft.com/office/word/2018/wordml/cex" xmlns:w16cid="http://schemas.microsoft.com/office/word/2016/wordml/cid" xmlns:w16="http://schemas.microsoft.com/office/word/2018/wordml" xmlns:w16sdtdh="http://schemas.microsoft.com/office/word/2020/wordml/sdtdatahash" xmlns:w16se="http://schemas.microsoft.com/office/word/2015/wordml/symex" xmlns:wpg="http://schemas.microsoft.com/office/word/2010/wordprocessingGroup" xmlns:wpi="http://schemas.microsoft.com/office/word/2010/wordprocessingInk" xmlns:wne="http://schemas.microsoft.com/office/word/2006/wordml" xmlns:wps="http://schemas.microsoft.com/office/word/2010/wordprocessingShape" mc:Ignorable="w14 w15 w16se w16cid w16 w16cex w16sdtdh wp14">
+<w:footnotes xmlns:wpc="http://schemas.microsoft.com/office/word/2010/wordprocessingCanvas" xmlns:cx="http://schemas.microsoft.com/office/drawing/2014/chartex" xmlns:cx1="http://schemas.microsoft.com/office/drawing/2015/9/8/chartex" xmlns:cx2="http://schemas.microsoft.com/office/drawing/2015/10/21/chartex" xmlns:cx3="http://schemas.microsoft.com/office/drawing/2016/5/9/chartex" xmlns:cx4="http://schemas.microsoft.com/office/drawing/2016/5/10/chartex" xmlns:cx5="http://schemas.microsoft.com/office/drawing/2016/5/11/chartex" xmlns:cx6="http://schemas.microsoft.com/office/drawing/2016/5/12/chartex" xmlns:cx7="http://schemas.microsoft.com/office/drawing/2016/5/13/chartex" xmlns:cx8="http://schemas.microsoft.com/office/drawing/2016/5/14/chartex" xmlns:mc="http://schemas.openxmlformats.org/markup-compatibility/2006" xmlns:aink="http://schemas.microsoft.com/office/drawing/2016/ink" xmlns:am3d="http://schemas.microsoft.com/office/drawing/2017/model3d" xmlns:o="urn:schemas-microsoft-com:office:office" xmlns:oel="http://schemas.microsoft.com/office/2019/extlst" xmlns:r="http://schemas.openxmlformats.org/officeDocument/2006/relationships" xmlns:m="http://schemas.openxmlformats.org/officeDocument/2006/math" xmlns:v="urn:schemas-microsoft-com:vml" xmlns:wp14="http://schemas.microsoft.com/office/word/2010/wordprocessingDrawing" xmlns:wp="http://schemas.openxmlformats.org/drawingml/2006/wordprocessingDrawing" xmlns:w10="urn:schemas-microsoft-com:office:word" xmlns:w="http://schemas.openxmlformats.org/wordprocessingml/2006/main" xmlns:w14="http://schemas.microsoft.com/office/word/2010/wordml" xmlns:w15="http://schemas.microsoft.com/office/word/2012/wordml" xmlns:w16cex="http://schemas.microsoft.com/office/word/2018/wordml/cex" xmlns:w16cid="http://schemas.microsoft.com/office/word/2016/wordml/cid" xmlns:w16="http://schemas.microsoft.com/office/word/2018/wordml" xmlns:w16du="http://schemas.microsoft.com/office/word/2023/wordml/word16du" xmlns:w16sdtdh="http://schemas.microsoft.com/office/word/2020/wordml/sdtdatahash" xmlns:w16sdtfl="http://schemas.microsoft.com/office/word/2024/wordml/sdtformatlock" xmlns:w16se="http://schemas.microsoft.com/office/word/2015/wordml/symex" xmlns:wpg="http://schemas.microsoft.com/office/word/2010/wordprocessingGroup" xmlns:wpi="http://schemas.microsoft.com/office/word/2010/wordprocessingInk" xmlns:wne="http://schemas.microsoft.com/office/word/2006/wordml" xmlns:wps="http://schemas.microsoft.com/office/word/2010/wordprocessingShape" mc:Ignorable="w14 w15 w16se w16cid w16 w16cex w16sdtdh w16sdtfl w16du wp14">
   <w:footnote w:type="separator" w:id="-1">
     <w:p>
       <w:pPr>
@@ -42047,7 +42812,7 @@
 </file>
 
 <file path=word/header1.xml><?xml version="1.0" encoding="utf-8"?>
-<w:hdr xmlns:wpc="http://schemas.microsoft.com/office/word/2010/wordprocessingCanvas" xmlns:cx="http://schemas.microsoft.com/office/drawing/2014/chartex" xmlns:cx1="http://schemas.microsoft.com/office/drawing/2015/9/8/chartex" xmlns:cx2="http://schemas.microsoft.com/office/drawing/2015/10/21/chartex" xmlns:cx3="http://schemas.microsoft.com/office/drawing/2016/5/9/chartex" xmlns:cx4="http://schemas.microsoft.com/office/drawing/2016/5/10/chartex" xmlns:cx5="http://schemas.microsoft.com/office/drawing/2016/5/11/chartex" xmlns:cx6="http://schemas.microsoft.com/office/drawing/2016/5/12/chartex" xmlns:cx7="http://schemas.microsoft.com/office/drawing/2016/5/13/chartex" xmlns:cx8="http://schemas.microsoft.com/office/drawing/2016/5/14/chartex" xmlns:mc="http://schemas.openxmlformats.org/markup-compatibility/2006" xmlns:aink="http://schemas.microsoft.com/office/drawing/2016/ink" xmlns:am3d="http://schemas.microsoft.com/office/drawing/2017/model3d" xmlns:o="urn:schemas-microsoft-com:office:office" xmlns:oel="http://schemas.microsoft.com/office/2019/extlst" xmlns:r="http://schemas.openxmlformats.org/officeDocument/2006/relationships" xmlns:m="http://schemas.openxmlformats.org/officeDocument/2006/math" xmlns:v="urn:schemas-microsoft-com:vml" xmlns:wp14="http://schemas.microsoft.com/office/word/2010/wordprocessingDrawing" xmlns:wp="http://schemas.openxmlformats.org/drawingml/2006/wordprocessingDrawing" xmlns:w10="urn:schemas-microsoft-com:office:word" xmlns:w="http://schemas.openxmlformats.org/wordprocessingml/2006/main" xmlns:w14="http://schemas.microsoft.com/office/word/2010/wordml" xmlns:w15="http://schemas.microsoft.com/office/word/2012/wordml" xmlns:w16cex="http://schemas.microsoft.com/office/word/2018/wordml/cex" xmlns:w16cid="http://schemas.microsoft.com/office/word/2016/wordml/cid" xmlns:w16="http://schemas.microsoft.com/office/word/2018/wordml" xmlns:w16sdtdh="http://schemas.microsoft.com/office/word/2020/wordml/sdtdatahash" xmlns:w16se="http://schemas.microsoft.com/office/word/2015/wordml/symex" xmlns:wpg="http://schemas.microsoft.com/office/word/2010/wordprocessingGroup" xmlns:wpi="http://schemas.microsoft.com/office/word/2010/wordprocessingInk" xmlns:wne="http://schemas.microsoft.com/office/word/2006/wordml" xmlns:wps="http://schemas.microsoft.com/office/word/2010/wordprocessingShape" mc:Ignorable="w14 w15 w16se w16cid w16 w16cex w16sdtdh wp14">
+<w:hdr xmlns:wpc="http://schemas.microsoft.com/office/word/2010/wordprocessingCanvas" xmlns:cx="http://schemas.microsoft.com/office/drawing/2014/chartex" xmlns:cx1="http://schemas.microsoft.com/office/drawing/2015/9/8/chartex" xmlns:cx2="http://schemas.microsoft.com/office/drawing/2015/10/21/chartex" xmlns:cx3="http://schemas.microsoft.com/office/drawing/2016/5/9/chartex" xmlns:cx4="http://schemas.microsoft.com/office/drawing/2016/5/10/chartex" xmlns:cx5="http://schemas.microsoft.com/office/drawing/2016/5/11/chartex" xmlns:cx6="http://schemas.microsoft.com/office/drawing/2016/5/12/chartex" xmlns:cx7="http://schemas.microsoft.com/office/drawing/2016/5/13/chartex" xmlns:cx8="http://schemas.microsoft.com/office/drawing/2016/5/14/chartex" xmlns:mc="http://schemas.openxmlformats.org/markup-compatibility/2006" xmlns:aink="http://schemas.microsoft.com/office/drawing/2016/ink" xmlns:am3d="http://schemas.microsoft.com/office/drawing/2017/model3d" xmlns:o="urn:schemas-microsoft-com:office:office" xmlns:oel="http://schemas.microsoft.com/office/2019/extlst" xmlns:r="http://schemas.openxmlformats.org/officeDocument/2006/relationships" xmlns:m="http://schemas.openxmlformats.org/officeDocument/2006/math" xmlns:v="urn:schemas-microsoft-com:vml" xmlns:wp14="http://schemas.microsoft.com/office/word/2010/wordprocessingDrawing" xmlns:wp="http://schemas.openxmlformats.org/drawingml/2006/wordprocessingDrawing" xmlns:w10="urn:schemas-microsoft-com:office:word" xmlns:w="http://schemas.openxmlformats.org/wordprocessingml/2006/main" xmlns:w14="http://schemas.microsoft.com/office/word/2010/wordml" xmlns:w15="http://schemas.microsoft.com/office/word/2012/wordml" xmlns:w16cex="http://schemas.microsoft.com/office/word/2018/wordml/cex" xmlns:w16cid="http://schemas.microsoft.com/office/word/2016/wordml/cid" xmlns:w16="http://schemas.microsoft.com/office/word/2018/wordml" xmlns:w16du="http://schemas.microsoft.com/office/word/2023/wordml/word16du" xmlns:w16sdtdh="http://schemas.microsoft.com/office/word/2020/wordml/sdtdatahash" xmlns:w16sdtfl="http://schemas.microsoft.com/office/word/2024/wordml/sdtformatlock" xmlns:w16se="http://schemas.microsoft.com/office/word/2015/wordml/symex" xmlns:wpg="http://schemas.microsoft.com/office/word/2010/wordprocessingGroup" xmlns:wpi="http://schemas.microsoft.com/office/word/2010/wordprocessingInk" xmlns:wne="http://schemas.microsoft.com/office/word/2006/wordml" xmlns:wps="http://schemas.microsoft.com/office/word/2010/wordprocessingShape" mc:Ignorable="w14 w15 w16se w16cid w16 w16cex w16sdtdh w16sdtfl w16du wp14">
   <w:p>
     <w:pPr>
       <w:pStyle w:val="Header"/>
@@ -42068,7 +42833,7 @@
 </file>
 
 <file path=word/header2.xml><?xml version="1.0" encoding="utf-8"?>
-<w:hdr xmlns:wpc="http://schemas.microsoft.com/office/word/2010/wordprocessingCanvas" xmlns:cx="http://schemas.microsoft.com/office/drawing/2014/chartex" xmlns:cx1="http://schemas.microsoft.com/office/drawing/2015/9/8/chartex" xmlns:cx2="http://schemas.microsoft.com/office/drawing/2015/10/21/chartex" xmlns:cx3="http://schemas.microsoft.com/office/drawing/2016/5/9/chartex" xmlns:cx4="http://schemas.microsoft.com/office/drawing/2016/5/10/chartex" xmlns:cx5="http://schemas.microsoft.com/office/drawing/2016/5/11/chartex" xmlns:cx6="http://schemas.microsoft.com/office/drawing/2016/5/12/chartex" xmlns:cx7="http://schemas.microsoft.com/office/drawing/2016/5/13/chartex" xmlns:cx8="http://schemas.microsoft.com/office/drawing/2016/5/14/chartex" xmlns:mc="http://schemas.openxmlformats.org/markup-compatibility/2006" xmlns:aink="http://schemas.microsoft.com/office/drawing/2016/ink" xmlns:am3d="http://schemas.microsoft.com/office/drawing/2017/model3d" xmlns:o="urn:schemas-microsoft-com:office:office" xmlns:oel="http://schemas.microsoft.com/office/2019/extlst" xmlns:r="http://schemas.openxmlformats.org/officeDocument/2006/relationships" xmlns:m="http://schemas.openxmlformats.org/officeDocument/2006/math" xmlns:v="urn:schemas-microsoft-com:vml" xmlns:wp14="http://schemas.microsoft.com/office/word/2010/wordprocessingDrawing" xmlns:wp="http://schemas.openxmlformats.org/drawingml/2006/wordprocessingDrawing" xmlns:w10="urn:schemas-microsoft-com:office:word" xmlns:w="http://schemas.openxmlformats.org/wordprocessingml/2006/main" xmlns:w14="http://schemas.microsoft.com/office/word/2010/wordml" xmlns:w15="http://schemas.microsoft.com/office/word/2012/wordml" xmlns:w16cex="http://schemas.microsoft.com/office/word/2018/wordml/cex" xmlns:w16cid="http://schemas.microsoft.com/office/word/2016/wordml/cid" xmlns:w16="http://schemas.microsoft.com/office/word/2018/wordml" xmlns:w16sdtdh="http://schemas.microsoft.com/office/word/2020/wordml/sdtdatahash" xmlns:w16se="http://schemas.microsoft.com/office/word/2015/wordml/symex" xmlns:wpg="http://schemas.microsoft.com/office/word/2010/wordprocessingGroup" xmlns:wpi="http://schemas.microsoft.com/office/word/2010/wordprocessingInk" xmlns:wne="http://schemas.microsoft.com/office/word/2006/wordml" xmlns:wps="http://schemas.microsoft.com/office/word/2010/wordprocessingShape" mc:Ignorable="w14 w15 w16se w16cid w16 w16cex w16sdtdh wp14">
+<w:hdr xmlns:wpc="http://schemas.microsoft.com/office/word/2010/wordprocessingCanvas" xmlns:cx="http://schemas.microsoft.com/office/drawing/2014/chartex" xmlns:cx1="http://schemas.microsoft.com/office/drawing/2015/9/8/chartex" xmlns:cx2="http://schemas.microsoft.com/office/drawing/2015/10/21/chartex" xmlns:cx3="http://schemas.microsoft.com/office/drawing/2016/5/9/chartex" xmlns:cx4="http://schemas.microsoft.com/office/drawing/2016/5/10/chartex" xmlns:cx5="http://schemas.microsoft.com/office/drawing/2016/5/11/chartex" xmlns:cx6="http://schemas.microsoft.com/office/drawing/2016/5/12/chartex" xmlns:cx7="http://schemas.microsoft.com/office/drawing/2016/5/13/chartex" xmlns:cx8="http://schemas.microsoft.com/office/drawing/2016/5/14/chartex" xmlns:mc="http://schemas.openxmlformats.org/markup-compatibility/2006" xmlns:aink="http://schemas.microsoft.com/office/drawing/2016/ink" xmlns:am3d="http://schemas.microsoft.com/office/drawing/2017/model3d" xmlns:o="urn:schemas-microsoft-com:office:office" xmlns:oel="http://schemas.microsoft.com/office/2019/extlst" xmlns:r="http://schemas.openxmlformats.org/officeDocument/2006/relationships" xmlns:m="http://schemas.openxmlformats.org/officeDocument/2006/math" xmlns:v="urn:schemas-microsoft-com:vml" xmlns:wp14="http://schemas.microsoft.com/office/word/2010/wordprocessingDrawing" xmlns:wp="http://schemas.openxmlformats.org/drawingml/2006/wordprocessingDrawing" xmlns:w10="urn:schemas-microsoft-com:office:word" xmlns:w="http://schemas.openxmlformats.org/wordprocessingml/2006/main" xmlns:w14="http://schemas.microsoft.com/office/word/2010/wordml" xmlns:w15="http://schemas.microsoft.com/office/word/2012/wordml" xmlns:w16cex="http://schemas.microsoft.com/office/word/2018/wordml/cex" xmlns:w16cid="http://schemas.microsoft.com/office/word/2016/wordml/cid" xmlns:w16="http://schemas.microsoft.com/office/word/2018/wordml" xmlns:w16du="http://schemas.microsoft.com/office/word/2023/wordml/word16du" xmlns:w16sdtdh="http://schemas.microsoft.com/office/word/2020/wordml/sdtdatahash" xmlns:w16sdtfl="http://schemas.microsoft.com/office/word/2024/wordml/sdtformatlock" xmlns:w16se="http://schemas.microsoft.com/office/word/2015/wordml/symex" xmlns:wpg="http://schemas.microsoft.com/office/word/2010/wordprocessingGroup" xmlns:wpi="http://schemas.microsoft.com/office/word/2010/wordprocessingInk" xmlns:wne="http://schemas.microsoft.com/office/word/2006/wordml" xmlns:wps="http://schemas.microsoft.com/office/word/2010/wordprocessingShape" mc:Ignorable="w14 w15 w16se w16cid w16 w16cex w16sdtdh w16sdtfl w16du wp14">
   <w:p>
     <w:pPr>
       <w:pStyle w:val="Header"/>
@@ -42081,7 +42846,7 @@
 </file>
 
 <file path=word/styles.xml><?xml version="1.0" encoding="utf-8"?>
-<w:styles xmlns:mc="http://schemas.openxmlformats.org/markup-compatibility/2006" xmlns:r="http://schemas.openxmlformats.org/officeDocument/2006/relationships" xmlns:w="http://schemas.openxmlformats.org/wordprocessingml/2006/main" xmlns:w14="http://schemas.microsoft.com/office/word/2010/wordml" xmlns:w15="http://schemas.microsoft.com/office/word/2012/wordml" xmlns:w16cex="http://schemas.microsoft.com/office/word/2018/wordml/cex" xmlns:w16cid="http://schemas.microsoft.com/office/word/2016/wordml/cid" xmlns:w16="http://schemas.microsoft.com/office/word/2018/wordml" xmlns:w16sdtdh="http://schemas.microsoft.com/office/word/2020/wordml/sdtdatahash" xmlns:w16se="http://schemas.microsoft.com/office/word/2015/wordml/symex" mc:Ignorable="w14 w15 w16se w16cid w16 w16cex w16sdtdh">
+<w:styles xmlns:mc="http://schemas.openxmlformats.org/markup-compatibility/2006" xmlns:r="http://schemas.openxmlformats.org/officeDocument/2006/relationships" xmlns:w="http://schemas.openxmlformats.org/wordprocessingml/2006/main" xmlns:w14="http://schemas.microsoft.com/office/word/2010/wordml" xmlns:w15="http://schemas.microsoft.com/office/word/2012/wordml" xmlns:w16cex="http://schemas.microsoft.com/office/word/2018/wordml/cex" xmlns:w16cid="http://schemas.microsoft.com/office/word/2016/wordml/cid" xmlns:w16="http://schemas.microsoft.com/office/word/2018/wordml" xmlns:w16du="http://schemas.microsoft.com/office/word/2023/wordml/word16du" xmlns:w16sdtdh="http://schemas.microsoft.com/office/word/2020/wordml/sdtdatahash" xmlns:w16sdtfl="http://schemas.microsoft.com/office/word/2024/wordml/sdtformatlock" xmlns:w16se="http://schemas.microsoft.com/office/word/2015/wordml/symex" mc:Ignorable="w14 w15 w16se w16cid w16 w16cex w16sdtdh w16sdtfl w16du">
   <w:docDefaults>
     <w:rPrDefault>
       <w:rPr>

--- a/TS Jatai Ghanam Project/TS 2.5/TS 2.5 Ghanam Sanskrit Corrections.docx
+++ b/TS Jatai Ghanam Project/TS 2.5/TS 2.5 Ghanam Sanskrit Corrections.docx
@@ -1,6 +1,6 @@
 
 <file path=word/document.xml><?xml version="1.0" encoding="utf-8"?>
-<w:document xmlns:wpc="http://schemas.microsoft.com/office/word/2010/wordprocessingCanvas" xmlns:cx="http://schemas.microsoft.com/office/drawing/2014/chartex" xmlns:cx1="http://schemas.microsoft.com/office/drawing/2015/9/8/chartex" xmlns:cx2="http://schemas.microsoft.com/office/drawing/2015/10/21/chartex" xmlns:cx3="http://schemas.microsoft.com/office/drawing/2016/5/9/chartex" xmlns:cx4="http://schemas.microsoft.com/office/drawing/2016/5/10/chartex" xmlns:cx5="http://schemas.microsoft.com/office/drawing/2016/5/11/chartex" xmlns:cx6="http://schemas.microsoft.com/office/drawing/2016/5/12/chartex" xmlns:cx7="http://schemas.microsoft.com/office/drawing/2016/5/13/chartex" xmlns:cx8="http://schemas.microsoft.com/office/drawing/2016/5/14/chartex" xmlns:mc="http://schemas.openxmlformats.org/markup-compatibility/2006" xmlns:aink="http://schemas.microsoft.com/office/drawing/2016/ink" xmlns:am3d="http://schemas.microsoft.com/office/drawing/2017/model3d" xmlns:o="urn:schemas-microsoft-com:office:office" xmlns:oel="http://schemas.microsoft.com/office/2019/extlst" xmlns:r="http://schemas.openxmlformats.org/officeDocument/2006/relationships" xmlns:m="http://schemas.openxmlformats.org/officeDocument/2006/math" xmlns:v="urn:schemas-microsoft-com:vml" xmlns:wp14="http://schemas.microsoft.com/office/word/2010/wordprocessingDrawing" xmlns:wp="http://schemas.openxmlformats.org/drawingml/2006/wordprocessingDrawing" xmlns:w10="urn:schemas-microsoft-com:office:word" xmlns:w="http://schemas.openxmlformats.org/wordprocessingml/2006/main" xmlns:w14="http://schemas.microsoft.com/office/word/2010/wordml" xmlns:w15="http://schemas.microsoft.com/office/word/2012/wordml" xmlns:w16cex="http://schemas.microsoft.com/office/word/2018/wordml/cex" xmlns:w16cid="http://schemas.microsoft.com/office/word/2016/wordml/cid" xmlns:w16="http://schemas.microsoft.com/office/word/2018/wordml" xmlns:w16du="http://schemas.microsoft.com/office/word/2023/wordml/word16du" xmlns:w16sdtdh="http://schemas.microsoft.com/office/word/2020/wordml/sdtdatahash" xmlns:w16sdtfl="http://schemas.microsoft.com/office/word/2024/wordml/sdtformatlock" xmlns:w16se="http://schemas.microsoft.com/office/word/2015/wordml/symex" xmlns:wpg="http://schemas.microsoft.com/office/word/2010/wordprocessingGroup" xmlns:wpi="http://schemas.microsoft.com/office/word/2010/wordprocessingInk" xmlns:wne="http://schemas.microsoft.com/office/word/2006/wordml" xmlns:wps="http://schemas.microsoft.com/office/word/2010/wordprocessingShape" mc:Ignorable="w14 w15 w16se w16cid w16 w16cex w16sdtdh w16sdtfl w16du wp14">
+<w:document xmlns:wpc="http://schemas.microsoft.com/office/word/2010/wordprocessingCanvas" xmlns:cx="http://schemas.microsoft.com/office/drawing/2014/chartex" xmlns:cx1="http://schemas.microsoft.com/office/drawing/2015/9/8/chartex" xmlns:cx2="http://schemas.microsoft.com/office/drawing/2015/10/21/chartex" xmlns:cx3="http://schemas.microsoft.com/office/drawing/2016/5/9/chartex" xmlns:cx4="http://schemas.microsoft.com/office/drawing/2016/5/10/chartex" xmlns:cx5="http://schemas.microsoft.com/office/drawing/2016/5/11/chartex" xmlns:cx6="http://schemas.microsoft.com/office/drawing/2016/5/12/chartex" xmlns:cx7="http://schemas.microsoft.com/office/drawing/2016/5/13/chartex" xmlns:cx8="http://schemas.microsoft.com/office/drawing/2016/5/14/chartex" xmlns:mc="http://schemas.openxmlformats.org/markup-compatibility/2006" xmlns:aink="http://schemas.microsoft.com/office/drawing/2016/ink" xmlns:am3d="http://schemas.microsoft.com/office/drawing/2017/model3d" xmlns:o="urn:schemas-microsoft-com:office:office" xmlns:oel="http://schemas.microsoft.com/office/2019/extlst" xmlns:r="http://schemas.openxmlformats.org/officeDocument/2006/relationships" xmlns:m="http://schemas.openxmlformats.org/officeDocument/2006/math" xmlns:v="urn:schemas-microsoft-com:vml" xmlns:wp14="http://schemas.microsoft.com/office/word/2010/wordprocessingDrawing" xmlns:wp="http://schemas.openxmlformats.org/drawingml/2006/wordprocessingDrawing" xmlns:w10="urn:schemas-microsoft-com:office:word" xmlns:w="http://schemas.openxmlformats.org/wordprocessingml/2006/main" xmlns:w14="http://schemas.microsoft.com/office/word/2010/wordml" xmlns:w15="http://schemas.microsoft.com/office/word/2012/wordml" xmlns:w16cei="http://schemas.microsoft.com/office/word/2026/wordml/cei" xmlns:w16cex="http://schemas.microsoft.com/office/word/2018/wordml/cex" xmlns:w16cid="http://schemas.microsoft.com/office/word/2016/wordml/cid" xmlns:w16="http://schemas.microsoft.com/office/word/2018/wordml" xmlns:w16du="http://schemas.microsoft.com/office/word/2023/wordml/word16du" xmlns:w16sdtdh="http://schemas.microsoft.com/office/word/2020/wordml/sdtdatahash" xmlns:w16sdtfl="http://schemas.microsoft.com/office/word/2024/wordml/sdtformatlock" xmlns:w16se="http://schemas.microsoft.com/office/word/2015/wordml/symex" xmlns:wpg="http://schemas.microsoft.com/office/word/2010/wordprocessingGroup" xmlns:wpi="http://schemas.microsoft.com/office/word/2010/wordprocessingInk" xmlns:wne="http://schemas.microsoft.com/office/word/2006/wordml" xmlns:wps="http://schemas.microsoft.com/office/word/2010/wordprocessingShape" mc:Ignorable="w14 w15 w16se w16cid w16 w16cex w16sdtdh w16sdtfl w16du wp14">
   <w:body>
     <w:p>
       <w:pPr>
@@ -90,10 +90,9 @@
           <w:bCs/>
           <w:sz w:val="32"/>
           <w:szCs w:val="32"/>
-          <w:highlight w:val="red"/>
           <w:u w:val="single"/>
         </w:rPr>
-        <w:t>??????</w:t>
+        <w:t>31st July 2026</w:t>
       </w:r>
     </w:p>
     <w:p>
@@ -728,61 +727,6 @@
           </w:p>
         </w:tc>
       </w:tr>
-      <w:tr>
-        <w:trPr>
-          <w:trHeight w:val="1121"/>
-        </w:trPr>
-        <w:tc>
-          <w:tcPr>
-            <w:tcW w:w="7514" w:type="dxa"/>
-            <w:tcBorders>
-              <w:top w:val="single" w:sz="4" w:space="0" w:color="000000"/>
-              <w:left w:val="single" w:sz="4" w:space="0" w:color="000000"/>
-              <w:bottom w:val="single" w:sz="4" w:space="0" w:color="000000"/>
-              <w:right w:val="single" w:sz="4" w:space="0" w:color="000000"/>
-            </w:tcBorders>
-          </w:tcPr>
-          <w:p>
-            <w:pPr>
-              <w:widowControl w:val="0"/>
-              <w:autoSpaceDE w:val="0"/>
-              <w:autoSpaceDN w:val="0"/>
-              <w:adjustRightInd w:val="0"/>
-              <w:spacing w:before="0" w:line="240" w:lineRule="auto"/>
-              <w:rPr>
-                <w:rFonts w:cs="BRH Malayalam Extra"/>
-                <w:color w:val="000000"/>
-                <w:szCs w:val="40"/>
-              </w:rPr>
-            </w:pPr>
-          </w:p>
-        </w:tc>
-        <w:tc>
-          <w:tcPr>
-            <w:tcW w:w="7371" w:type="dxa"/>
-            <w:tcBorders>
-              <w:top w:val="single" w:sz="4" w:space="0" w:color="000000"/>
-              <w:left w:val="single" w:sz="4" w:space="0" w:color="000000"/>
-              <w:bottom w:val="single" w:sz="4" w:space="0" w:color="000000"/>
-              <w:right w:val="single" w:sz="4" w:space="0" w:color="000000"/>
-            </w:tcBorders>
-          </w:tcPr>
-          <w:p>
-            <w:pPr>
-              <w:widowControl w:val="0"/>
-              <w:autoSpaceDE w:val="0"/>
-              <w:autoSpaceDN w:val="0"/>
-              <w:adjustRightInd w:val="0"/>
-              <w:spacing w:before="0" w:line="240" w:lineRule="auto"/>
-              <w:rPr>
-                <w:rFonts w:cs="BRH Malayalam Extra"/>
-                <w:color w:val="000000"/>
-                <w:szCs w:val="40"/>
-              </w:rPr>
-            </w:pPr>
-          </w:p>
-        </w:tc>
-      </w:tr>
     </w:tbl>
     <w:p>
       <w:pPr>
@@ -796,6 +740,16 @@
           <w:u w:val="single"/>
         </w:rPr>
       </w:pPr>
+      <w:r>
+        <w:rPr>
+          <w:b/>
+          <w:bCs/>
+          <w:sz w:val="32"/>
+          <w:szCs w:val="32"/>
+          <w:u w:val="single"/>
+        </w:rPr>
+        <w:t>===========</w:t>
+      </w:r>
     </w:p>
     <w:p>
       <w:pPr>
@@ -2965,7 +2919,6 @@
                 <w:color w:val="000000"/>
                 <w:szCs w:val="40"/>
               </w:rPr>
-              <w:lastRenderedPageBreak/>
               <w:t>46</w:t>
             </w:r>
             <w:r>
@@ -3589,6 +3542,7 @@
                 <w:color w:val="000000"/>
                 <w:szCs w:val="40"/>
               </w:rPr>
+              <w:lastRenderedPageBreak/>
               <w:t>36</w:t>
             </w:r>
             <w:r>
@@ -3984,22 +3938,6 @@
               </w:rPr>
               <w:t xml:space="preserve">xÉqÉç | </w:t>
             </w:r>
-          </w:p>
-          <w:p>
-            <w:pPr>
-              <w:widowControl w:val="0"/>
-              <w:autoSpaceDE w:val="0"/>
-              <w:autoSpaceDN w:val="0"/>
-              <w:adjustRightInd w:val="0"/>
-              <w:spacing w:before="0" w:line="240" w:lineRule="auto"/>
-              <w:ind w:right="-234"/>
-              <w:rPr>
-                <w:rFonts w:ascii="BRH Devanagari Extra" w:hAnsi="BRH Devanagari Extra" w:cs="BRH Devanagari Extra"/>
-                <w:color w:val="000000"/>
-                <w:sz w:val="32"/>
-                <w:szCs w:val="40"/>
-              </w:rPr>
-            </w:pPr>
           </w:p>
           <w:p>
             <w:pPr>
@@ -4851,22 +4789,6 @@
               </w:rPr>
               <w:t xml:space="preserve">xÉqÉç | </w:t>
             </w:r>
-          </w:p>
-          <w:p>
-            <w:pPr>
-              <w:widowControl w:val="0"/>
-              <w:autoSpaceDE w:val="0"/>
-              <w:autoSpaceDN w:val="0"/>
-              <w:adjustRightInd w:val="0"/>
-              <w:spacing w:before="0" w:line="240" w:lineRule="auto"/>
-              <w:ind w:right="-93"/>
-              <w:rPr>
-                <w:rFonts w:ascii="BRH Devanagari Extra" w:hAnsi="BRH Devanagari Extra" w:cs="BRH Devanagari Extra"/>
-                <w:color w:val="000000"/>
-                <w:sz w:val="32"/>
-                <w:szCs w:val="40"/>
-              </w:rPr>
-            </w:pPr>
           </w:p>
           <w:p>
             <w:pPr>
@@ -6450,7 +6372,6 @@
                 <w:szCs w:val="40"/>
                 <w:highlight w:val="yellow"/>
               </w:rPr>
-              <w:lastRenderedPageBreak/>
               <w:t>r</w:t>
             </w:r>
             <w:r>
@@ -6821,7 +6742,17 @@
                 <w:sz w:val="32"/>
                 <w:szCs w:val="40"/>
               </w:rPr>
-              <w:t xml:space="preserve"> µÉÈ</w:t>
+              <w:t xml:space="preserve"> </w:t>
+            </w:r>
+            <w:r>
+              <w:rPr>
+                <w:rFonts w:ascii="BRH Devanagari Extra" w:hAnsi="BRH Devanagari Extra" w:cs="BRH Devanagari Extra"/>
+                <w:color w:val="000000"/>
+                <w:sz w:val="32"/>
+                <w:szCs w:val="40"/>
+              </w:rPr>
+              <w:lastRenderedPageBreak/>
+              <w:t>µÉÈ</w:t>
             </w:r>
             <w:r>
               <w:rPr>
@@ -8185,7 +8116,6 @@
                 <w:szCs w:val="40"/>
                 <w:highlight w:val="green"/>
               </w:rPr>
-              <w:lastRenderedPageBreak/>
               <w:t>rÉ</w:t>
             </w:r>
             <w:r>
@@ -8564,7 +8494,17 @@
                 <w:sz w:val="32"/>
                 <w:szCs w:val="40"/>
               </w:rPr>
-              <w:t xml:space="preserve"> µÉÈ</w:t>
+              <w:t xml:space="preserve"> </w:t>
+            </w:r>
+            <w:r>
+              <w:rPr>
+                <w:rFonts w:ascii="BRH Devanagari Extra" w:hAnsi="BRH Devanagari Extra" w:cs="BRH Devanagari Extra"/>
+                <w:color w:val="000000"/>
+                <w:sz w:val="32"/>
+                <w:szCs w:val="40"/>
+              </w:rPr>
+              <w:lastRenderedPageBreak/>
+              <w:t>µÉÈ</w:t>
             </w:r>
             <w:r>
               <w:rPr>
@@ -10628,7 +10568,6 @@
                 <w:sz w:val="32"/>
                 <w:szCs w:val="40"/>
               </w:rPr>
-              <w:lastRenderedPageBreak/>
               <w:t>xÉÉ</w:t>
             </w:r>
             <w:r>
@@ -11111,6 +11050,7 @@
                 <w:color w:val="000000"/>
                 <w:szCs w:val="40"/>
               </w:rPr>
+              <w:lastRenderedPageBreak/>
               <w:t>18</w:t>
             </w:r>
             <w:r>
@@ -13112,7 +13052,6 @@
                 <w:sz w:val="32"/>
                 <w:szCs w:val="40"/>
               </w:rPr>
-              <w:lastRenderedPageBreak/>
               <w:t>xÉÉ</w:t>
             </w:r>
             <w:r>
@@ -13548,6 +13487,7 @@
                 <w:color w:val="000000"/>
                 <w:szCs w:val="40"/>
               </w:rPr>
+              <w:lastRenderedPageBreak/>
               <w:t>18</w:t>
             </w:r>
             <w:r>
@@ -15677,7 +15617,6 @@
                 <w:color w:val="000000"/>
                 <w:szCs w:val="40"/>
               </w:rPr>
-              <w:lastRenderedPageBreak/>
               <w:t>61</w:t>
             </w:r>
             <w:r>
@@ -16006,7 +15945,6 @@
                 <w:color w:val="000000"/>
                 <w:szCs w:val="40"/>
               </w:rPr>
-              <w:lastRenderedPageBreak/>
               <w:t>57</w:t>
             </w:r>
             <w:r>
@@ -17694,7 +17632,6 @@
                 <w:color w:val="000000"/>
                 <w:szCs w:val="40"/>
               </w:rPr>
-              <w:lastRenderedPageBreak/>
               <w:t>61</w:t>
             </w:r>
             <w:r>
@@ -19489,17 +19426,7 @@
                 <w:sz w:val="32"/>
                 <w:szCs w:val="40"/>
               </w:rPr>
-              <w:t xml:space="preserve">Uç uÉæ uÉÉ </w:t>
-            </w:r>
-            <w:r>
-              <w:rPr>
-                <w:rFonts w:ascii="BRH Devanagari Extra" w:hAnsi="BRH Devanagari Extra" w:cs="BRH Devanagari Extra"/>
-                <w:color w:val="000000"/>
-                <w:sz w:val="32"/>
-                <w:szCs w:val="40"/>
-              </w:rPr>
-              <w:lastRenderedPageBreak/>
-              <w:t>G</w:t>
+              <w:t>Uç uÉæ uÉÉ G</w:t>
             </w:r>
             <w:r>
               <w:rPr>
@@ -20082,7 +20009,6 @@
                 <w:color w:val="000000"/>
                 <w:szCs w:val="40"/>
               </w:rPr>
-              <w:lastRenderedPageBreak/>
               <w:t>35</w:t>
             </w:r>
             <w:r>
@@ -20862,17 +20788,7 @@
                 <w:sz w:val="32"/>
                 <w:szCs w:val="40"/>
               </w:rPr>
-              <w:t xml:space="preserve">Uç uÉæ uÉÉ </w:t>
-            </w:r>
-            <w:r>
-              <w:rPr>
-                <w:rFonts w:ascii="BRH Devanagari Extra" w:hAnsi="BRH Devanagari Extra" w:cs="BRH Devanagari Extra"/>
-                <w:color w:val="000000"/>
-                <w:sz w:val="32"/>
-                <w:szCs w:val="40"/>
-              </w:rPr>
-              <w:lastRenderedPageBreak/>
-              <w:t>G</w:t>
+              <w:t>Uç uÉæ uÉÉ G</w:t>
             </w:r>
             <w:r>
               <w:rPr>
@@ -21472,7 +21388,6 @@
                 <w:color w:val="000000"/>
                 <w:szCs w:val="40"/>
               </w:rPr>
-              <w:lastRenderedPageBreak/>
               <w:t>32</w:t>
             </w:r>
             <w:r>
@@ -22309,6 +22224,7 @@
                 <w:color w:val="000000"/>
                 <w:szCs w:val="40"/>
               </w:rPr>
+              <w:lastRenderedPageBreak/>
               <w:t>25</w:t>
             </w:r>
             <w:r>
@@ -23889,7 +23805,6 @@
                 <w:szCs w:val="40"/>
                 <w:highlight w:val="yellow"/>
               </w:rPr>
-              <w:lastRenderedPageBreak/>
               <w:t>bÉ×</w:t>
             </w:r>
             <w:r>
@@ -24325,7 +24240,6 @@
                 <w:szCs w:val="40"/>
                 <w:lang w:val="it-IT"/>
               </w:rPr>
-              <w:lastRenderedPageBreak/>
               <w:t>25</w:t>
             </w:r>
             <w:r>
@@ -25917,7 +25831,6 @@
                 <w:highlight w:val="green"/>
                 <w:lang w:val="it-IT"/>
               </w:rPr>
-              <w:lastRenderedPageBreak/>
               <w:t>bÉ×</w:t>
             </w:r>
             <w:r>
@@ -27313,9 +27226,8 @@
               <w:adjustRightInd w:val="0"/>
               <w:spacing w:before="0" w:line="240" w:lineRule="auto"/>
               <w:rPr>
-                <w:rFonts w:ascii="BRH Devanagari Extra" w:hAnsi="BRH Devanagari Extra" w:cs="BRH Devanagari Extra"/>
-                <w:color w:val="000000"/>
-                <w:sz w:val="32"/>
+                <w:rFonts w:cs="BRH Malayalam Extra"/>
+                <w:color w:val="000000"/>
                 <w:szCs w:val="40"/>
                 <w:lang w:val="it-IT"/>
               </w:rPr>
@@ -27486,21 +27398,6 @@
               </w:rPr>
               <w:t xml:space="preserve">Í¥ÉrÉÉlÉçþ | </w:t>
             </w:r>
-          </w:p>
-          <w:p>
-            <w:pPr>
-              <w:widowControl w:val="0"/>
-              <w:autoSpaceDE w:val="0"/>
-              <w:autoSpaceDN w:val="0"/>
-              <w:adjustRightInd w:val="0"/>
-              <w:spacing w:before="0" w:line="240" w:lineRule="auto"/>
-              <w:rPr>
-                <w:rFonts w:cs="BRH Malayalam Extra"/>
-                <w:color w:val="000000"/>
-                <w:szCs w:val="40"/>
-                <w:lang w:val="it-IT"/>
-              </w:rPr>
-            </w:pPr>
           </w:p>
         </w:tc>
         <w:tc>
@@ -28383,9 +28280,8 @@
               <w:adjustRightInd w:val="0"/>
               <w:spacing w:before="0" w:line="240" w:lineRule="auto"/>
               <w:rPr>
-                <w:rFonts w:ascii="BRH Devanagari Extra" w:hAnsi="BRH Devanagari Extra" w:cs="BRH Devanagari Extra"/>
-                <w:color w:val="000000"/>
-                <w:sz w:val="32"/>
+                <w:rFonts w:cs="BRH Malayalam Extra"/>
+                <w:color w:val="000000"/>
                 <w:szCs w:val="40"/>
                 <w:lang w:val="it-IT"/>
               </w:rPr>
@@ -28526,21 +28422,6 @@
               </w:rPr>
               <w:t xml:space="preserve">Í¥ÉrÉÉlÉçþ | </w:t>
             </w:r>
-          </w:p>
-          <w:p>
-            <w:pPr>
-              <w:widowControl w:val="0"/>
-              <w:autoSpaceDE w:val="0"/>
-              <w:autoSpaceDN w:val="0"/>
-              <w:adjustRightInd w:val="0"/>
-              <w:spacing w:before="0" w:line="240" w:lineRule="auto"/>
-              <w:rPr>
-                <w:rFonts w:cs="BRH Malayalam Extra"/>
-                <w:color w:val="000000"/>
-                <w:szCs w:val="40"/>
-                <w:lang w:val="it-IT"/>
-              </w:rPr>
-            </w:pPr>
           </w:p>
         </w:tc>
       </w:tr>
@@ -28580,7 +28461,6 @@
                 <w:szCs w:val="40"/>
                 <w:lang w:val="it-IT"/>
               </w:rPr>
-              <w:lastRenderedPageBreak/>
               <w:t>46</w:t>
             </w:r>
             <w:r>
@@ -29521,6 +29401,7 @@
                 <w:szCs w:val="40"/>
                 <w:lang w:val="it-IT"/>
               </w:rPr>
+              <w:lastRenderedPageBreak/>
               <w:t>48</w:t>
             </w:r>
             <w:r>
@@ -29995,6 +29876,7 @@
                 <w:szCs w:val="40"/>
                 <w:lang w:val="it-IT"/>
               </w:rPr>
+              <w:lastRenderedPageBreak/>
               <w:t>46</w:t>
             </w:r>
             <w:r>
@@ -30895,6 +30777,7 @@
                 <w:szCs w:val="40"/>
                 <w:lang w:val="it-IT"/>
               </w:rPr>
+              <w:lastRenderedPageBreak/>
               <w:t>48</w:t>
             </w:r>
             <w:r>
@@ -31319,7 +31202,7 @@
       </w:tr>
       <w:tr>
         <w:trPr>
-          <w:trHeight w:val="1651"/>
+          <w:trHeight w:val="1975"/>
         </w:trPr>
         <w:tc>
           <w:tcPr>
@@ -31353,6 +31236,7 @@
                 <w:szCs w:val="40"/>
                 <w:lang w:val="it-IT"/>
               </w:rPr>
+              <w:lastRenderedPageBreak/>
               <w:t>54</w:t>
             </w:r>
             <w:r>
@@ -31773,7 +31657,6 @@
                 <w:szCs w:val="40"/>
                 <w:lang w:val="it-IT"/>
               </w:rPr>
-              <w:lastRenderedPageBreak/>
               <w:t>55</w:t>
             </w:r>
             <w:r>
@@ -32547,7 +32430,18 @@
                 <w:szCs w:val="40"/>
                 <w:lang w:val="it-IT"/>
               </w:rPr>
-              <w:t xml:space="preserve">xrÉÉ uÉþÂSèkrÉæ | </w:t>
+              <w:t xml:space="preserve">xrÉÉ </w:t>
+            </w:r>
+            <w:r>
+              <w:rPr>
+                <w:rFonts w:ascii="BRH Devanagari Extra" w:hAnsi="BRH Devanagari Extra" w:cs="BRH Devanagari Extra"/>
+                <w:color w:val="000000"/>
+                <w:sz w:val="32"/>
+                <w:szCs w:val="40"/>
+                <w:lang w:val="it-IT"/>
+              </w:rPr>
+              <w:lastRenderedPageBreak/>
+              <w:t xml:space="preserve">uÉþÂSèkrÉæ | </w:t>
             </w:r>
           </w:p>
           <w:p>
@@ -33248,7 +33142,6 @@
                 <w:szCs w:val="40"/>
                 <w:lang w:val="it-IT"/>
               </w:rPr>
-              <w:lastRenderedPageBreak/>
               <w:t>55</w:t>
             </w:r>
             <w:r>
@@ -33996,7 +33889,18 @@
                 <w:szCs w:val="40"/>
                 <w:lang w:val="it-IT"/>
               </w:rPr>
-              <w:t xml:space="preserve">xrÉÉ uÉþÂSèkrÉæ | </w:t>
+              <w:t xml:space="preserve">xrÉÉ </w:t>
+            </w:r>
+            <w:r>
+              <w:rPr>
+                <w:rFonts w:ascii="BRH Devanagari Extra" w:hAnsi="BRH Devanagari Extra" w:cs="BRH Devanagari Extra"/>
+                <w:color w:val="000000"/>
+                <w:sz w:val="32"/>
+                <w:szCs w:val="40"/>
+                <w:lang w:val="it-IT"/>
+              </w:rPr>
+              <w:lastRenderedPageBreak/>
+              <w:t xml:space="preserve">uÉþÂSèkrÉæ | </w:t>
             </w:r>
           </w:p>
           <w:p>
@@ -35410,7 +35314,6 @@
                 <w:szCs w:val="40"/>
                 <w:lang w:val="it-IT"/>
               </w:rPr>
-              <w:lastRenderedPageBreak/>
               <w:t>27</w:t>
             </w:r>
             <w:r>
@@ -36052,7 +35955,6 @@
                 <w:szCs w:val="40"/>
                 <w:lang w:val="it-IT"/>
               </w:rPr>
-              <w:lastRenderedPageBreak/>
               <w:t>24</w:t>
             </w:r>
             <w:r>
@@ -37039,7 +36941,6 @@
                 <w:szCs w:val="40"/>
                 <w:lang w:val="it-IT"/>
               </w:rPr>
-              <w:lastRenderedPageBreak/>
               <w:t>27</w:t>
             </w:r>
             <w:r>
@@ -40770,7 +40671,6 @@
                 <w:szCs w:val="40"/>
                 <w:lang w:val="it-IT"/>
               </w:rPr>
-              <w:lastRenderedPageBreak/>
               <w:t>35</w:t>
             </w:r>
             <w:r>
@@ -41989,6 +41889,7 @@
           <w:szCs w:val="32"/>
           <w:u w:val="single"/>
         </w:rPr>
+        <w:lastRenderedPageBreak/>
         <w:t xml:space="preserve">TS </w:t>
       </w:r>
       <w:r>
@@ -42374,7 +42275,7 @@
 </file>
 
 <file path=word/endnotes.xml><?xml version="1.0" encoding="utf-8"?>
-<w:endnotes xmlns:wpc="http://schemas.microsoft.com/office/word/2010/wordprocessingCanvas" xmlns:cx="http://schemas.microsoft.com/office/drawing/2014/chartex" xmlns:cx1="http://schemas.microsoft.com/office/drawing/2015/9/8/chartex" xmlns:cx2="http://schemas.microsoft.com/office/drawing/2015/10/21/chartex" xmlns:cx3="http://schemas.microsoft.com/office/drawing/2016/5/9/chartex" xmlns:cx4="http://schemas.microsoft.com/office/drawing/2016/5/10/chartex" xmlns:cx5="http://schemas.microsoft.com/office/drawing/2016/5/11/chartex" xmlns:cx6="http://schemas.microsoft.com/office/drawing/2016/5/12/chartex" xmlns:cx7="http://schemas.microsoft.com/office/drawing/2016/5/13/chartex" xmlns:cx8="http://schemas.microsoft.com/office/drawing/2016/5/14/chartex" xmlns:mc="http://schemas.openxmlformats.org/markup-compatibility/2006" xmlns:aink="http://schemas.microsoft.com/office/drawing/2016/ink" xmlns:am3d="http://schemas.microsoft.com/office/drawing/2017/model3d" xmlns:o="urn:schemas-microsoft-com:office:office" xmlns:oel="http://schemas.microsoft.com/office/2019/extlst" xmlns:r="http://schemas.openxmlformats.org/officeDocument/2006/relationships" xmlns:m="http://schemas.openxmlformats.org/officeDocument/2006/math" xmlns:v="urn:schemas-microsoft-com:vml" xmlns:wp14="http://schemas.microsoft.com/office/word/2010/wordprocessingDrawing" xmlns:wp="http://schemas.openxmlformats.org/drawingml/2006/wordprocessingDrawing" xmlns:w10="urn:schemas-microsoft-com:office:word" xmlns:w="http://schemas.openxmlformats.org/wordprocessingml/2006/main" xmlns:w14="http://schemas.microsoft.com/office/word/2010/wordml" xmlns:w15="http://schemas.microsoft.com/office/word/2012/wordml" xmlns:w16cex="http://schemas.microsoft.com/office/word/2018/wordml/cex" xmlns:w16cid="http://schemas.microsoft.com/office/word/2016/wordml/cid" xmlns:w16="http://schemas.microsoft.com/office/word/2018/wordml" xmlns:w16du="http://schemas.microsoft.com/office/word/2023/wordml/word16du" xmlns:w16sdtdh="http://schemas.microsoft.com/office/word/2020/wordml/sdtdatahash" xmlns:w16sdtfl="http://schemas.microsoft.com/office/word/2024/wordml/sdtformatlock" xmlns:w16se="http://schemas.microsoft.com/office/word/2015/wordml/symex" xmlns:wpg="http://schemas.microsoft.com/office/word/2010/wordprocessingGroup" xmlns:wpi="http://schemas.microsoft.com/office/word/2010/wordprocessingInk" xmlns:wne="http://schemas.microsoft.com/office/word/2006/wordml" xmlns:wps="http://schemas.microsoft.com/office/word/2010/wordprocessingShape" mc:Ignorable="w14 w15 w16se w16cid w16 w16cex w16sdtdh w16sdtfl w16du wp14">
+<w:endnotes xmlns:wpc="http://schemas.microsoft.com/office/word/2010/wordprocessingCanvas" xmlns:cx="http://schemas.microsoft.com/office/drawing/2014/chartex" xmlns:cx1="http://schemas.microsoft.com/office/drawing/2015/9/8/chartex" xmlns:cx2="http://schemas.microsoft.com/office/drawing/2015/10/21/chartex" xmlns:cx3="http://schemas.microsoft.com/office/drawing/2016/5/9/chartex" xmlns:cx4="http://schemas.microsoft.com/office/drawing/2016/5/10/chartex" xmlns:cx5="http://schemas.microsoft.com/office/drawing/2016/5/11/chartex" xmlns:cx6="http://schemas.microsoft.com/office/drawing/2016/5/12/chartex" xmlns:cx7="http://schemas.microsoft.com/office/drawing/2016/5/13/chartex" xmlns:cx8="http://schemas.microsoft.com/office/drawing/2016/5/14/chartex" xmlns:mc="http://schemas.openxmlformats.org/markup-compatibility/2006" xmlns:aink="http://schemas.microsoft.com/office/drawing/2016/ink" xmlns:am3d="http://schemas.microsoft.com/office/drawing/2017/model3d" xmlns:o="urn:schemas-microsoft-com:office:office" xmlns:oel="http://schemas.microsoft.com/office/2019/extlst" xmlns:r="http://schemas.openxmlformats.org/officeDocument/2006/relationships" xmlns:m="http://schemas.openxmlformats.org/officeDocument/2006/math" xmlns:v="urn:schemas-microsoft-com:vml" xmlns:wp14="http://schemas.microsoft.com/office/word/2010/wordprocessingDrawing" xmlns:wp="http://schemas.openxmlformats.org/drawingml/2006/wordprocessingDrawing" xmlns:w10="urn:schemas-microsoft-com:office:word" xmlns:w="http://schemas.openxmlformats.org/wordprocessingml/2006/main" xmlns:w14="http://schemas.microsoft.com/office/word/2010/wordml" xmlns:w15="http://schemas.microsoft.com/office/word/2012/wordml" xmlns:w16cei="http://schemas.microsoft.com/office/word/2026/wordml/cei" xmlns:w16cex="http://schemas.microsoft.com/office/word/2018/wordml/cex" xmlns:w16cid="http://schemas.microsoft.com/office/word/2016/wordml/cid" xmlns:w16="http://schemas.microsoft.com/office/word/2018/wordml" xmlns:w16du="http://schemas.microsoft.com/office/word/2023/wordml/word16du" xmlns:w16sdtdh="http://schemas.microsoft.com/office/word/2020/wordml/sdtdatahash" xmlns:w16sdtfl="http://schemas.microsoft.com/office/word/2024/wordml/sdtformatlock" xmlns:w16se="http://schemas.microsoft.com/office/word/2015/wordml/symex" xmlns:wpg="http://schemas.microsoft.com/office/word/2010/wordprocessingGroup" xmlns:wpi="http://schemas.microsoft.com/office/word/2010/wordprocessingInk" xmlns:wne="http://schemas.microsoft.com/office/word/2006/wordml" xmlns:wps="http://schemas.microsoft.com/office/word/2010/wordprocessingShape" mc:Ignorable="w14 w15 w16se w16cid w16 w16cex w16sdtdh w16sdtfl w16du wp14">
   <w:endnote w:type="separator" w:id="-1">
     <w:p>
       <w:pPr>
@@ -42399,7 +42300,7 @@
 </file>
 
 <file path=word/footer1.xml><?xml version="1.0" encoding="utf-8"?>
-<w:ftr xmlns:wpc="http://schemas.microsoft.com/office/word/2010/wordprocessingCanvas" xmlns:cx="http://schemas.microsoft.com/office/drawing/2014/chartex" xmlns:cx1="http://schemas.microsoft.com/office/drawing/2015/9/8/chartex" xmlns:cx2="http://schemas.microsoft.com/office/drawing/2015/10/21/chartex" xmlns:cx3="http://schemas.microsoft.com/office/drawing/2016/5/9/chartex" xmlns:cx4="http://schemas.microsoft.com/office/drawing/2016/5/10/chartex" xmlns:cx5="http://schemas.microsoft.com/office/drawing/2016/5/11/chartex" xmlns:cx6="http://schemas.microsoft.com/office/drawing/2016/5/12/chartex" xmlns:cx7="http://schemas.microsoft.com/office/drawing/2016/5/13/chartex" xmlns:cx8="http://schemas.microsoft.com/office/drawing/2016/5/14/chartex" xmlns:mc="http://schemas.openxmlformats.org/markup-compatibility/2006" xmlns:aink="http://schemas.microsoft.com/office/drawing/2016/ink" xmlns:am3d="http://schemas.microsoft.com/office/drawing/2017/model3d" xmlns:o="urn:schemas-microsoft-com:office:office" xmlns:oel="http://schemas.microsoft.com/office/2019/extlst" xmlns:r="http://schemas.openxmlformats.org/officeDocument/2006/relationships" xmlns:m="http://schemas.openxmlformats.org/officeDocument/2006/math" xmlns:v="urn:schemas-microsoft-com:vml" xmlns:wp14="http://schemas.microsoft.com/office/word/2010/wordprocessingDrawing" xmlns:wp="http://schemas.openxmlformats.org/drawingml/2006/wordprocessingDrawing" xmlns:w10="urn:schemas-microsoft-com:office:word" xmlns:w="http://schemas.openxmlformats.org/wordprocessingml/2006/main" xmlns:w14="http://schemas.microsoft.com/office/word/2010/wordml" xmlns:w15="http://schemas.microsoft.com/office/word/2012/wordml" xmlns:w16cex="http://schemas.microsoft.com/office/word/2018/wordml/cex" xmlns:w16cid="http://schemas.microsoft.com/office/word/2016/wordml/cid" xmlns:w16="http://schemas.microsoft.com/office/word/2018/wordml" xmlns:w16du="http://schemas.microsoft.com/office/word/2023/wordml/word16du" xmlns:w16sdtdh="http://schemas.microsoft.com/office/word/2020/wordml/sdtdatahash" xmlns:w16sdtfl="http://schemas.microsoft.com/office/word/2024/wordml/sdtformatlock" xmlns:w16se="http://schemas.microsoft.com/office/word/2015/wordml/symex" xmlns:wpg="http://schemas.microsoft.com/office/word/2010/wordprocessingGroup" xmlns:wpi="http://schemas.microsoft.com/office/word/2010/wordprocessingInk" xmlns:wne="http://schemas.microsoft.com/office/word/2006/wordml" xmlns:wps="http://schemas.microsoft.com/office/word/2010/wordprocessingShape" mc:Ignorable="w14 w15 w16se w16cid w16 w16cex w16sdtdh w16sdtfl w16du wp14">
+<w:ftr xmlns:wpc="http://schemas.microsoft.com/office/word/2010/wordprocessingCanvas" xmlns:cx="http://schemas.microsoft.com/office/drawing/2014/chartex" xmlns:cx1="http://schemas.microsoft.com/office/drawing/2015/9/8/chartex" xmlns:cx2="http://schemas.microsoft.com/office/drawing/2015/10/21/chartex" xmlns:cx3="http://schemas.microsoft.com/office/drawing/2016/5/9/chartex" xmlns:cx4="http://schemas.microsoft.com/office/drawing/2016/5/10/chartex" xmlns:cx5="http://schemas.microsoft.com/office/drawing/2016/5/11/chartex" xmlns:cx6="http://schemas.microsoft.com/office/drawing/2016/5/12/chartex" xmlns:cx7="http://schemas.microsoft.com/office/drawing/2016/5/13/chartex" xmlns:cx8="http://schemas.microsoft.com/office/drawing/2016/5/14/chartex" xmlns:mc="http://schemas.openxmlformats.org/markup-compatibility/2006" xmlns:aink="http://schemas.microsoft.com/office/drawing/2016/ink" xmlns:am3d="http://schemas.microsoft.com/office/drawing/2017/model3d" xmlns:o="urn:schemas-microsoft-com:office:office" xmlns:oel="http://schemas.microsoft.com/office/2019/extlst" xmlns:r="http://schemas.openxmlformats.org/officeDocument/2006/relationships" xmlns:m="http://schemas.openxmlformats.org/officeDocument/2006/math" xmlns:v="urn:schemas-microsoft-com:vml" xmlns:wp14="http://schemas.microsoft.com/office/word/2010/wordprocessingDrawing" xmlns:wp="http://schemas.openxmlformats.org/drawingml/2006/wordprocessingDrawing" xmlns:w10="urn:schemas-microsoft-com:office:word" xmlns:w="http://schemas.openxmlformats.org/wordprocessingml/2006/main" xmlns:w14="http://schemas.microsoft.com/office/word/2010/wordml" xmlns:w15="http://schemas.microsoft.com/office/word/2012/wordml" xmlns:w16cei="http://schemas.microsoft.com/office/word/2026/wordml/cei" xmlns:w16cex="http://schemas.microsoft.com/office/word/2018/wordml/cex" xmlns:w16cid="http://schemas.microsoft.com/office/word/2016/wordml/cid" xmlns:w16="http://schemas.microsoft.com/office/word/2018/wordml" xmlns:w16du="http://schemas.microsoft.com/office/word/2023/wordml/word16du" xmlns:w16sdtdh="http://schemas.microsoft.com/office/word/2020/wordml/sdtdatahash" xmlns:w16sdtfl="http://schemas.microsoft.com/office/word/2024/wordml/sdtformatlock" xmlns:w16se="http://schemas.microsoft.com/office/word/2015/wordml/symex" xmlns:wpg="http://schemas.microsoft.com/office/word/2010/wordprocessingGroup" xmlns:wpi="http://schemas.microsoft.com/office/word/2010/wordprocessingInk" xmlns:wne="http://schemas.microsoft.com/office/word/2006/wordml" xmlns:wps="http://schemas.microsoft.com/office/word/2010/wordprocessingShape" mc:Ignorable="w14 w15 w16se w16cid w16 w16cex w16sdtdh w16sdtfl w16du wp14">
   <w:p>
     <w:pPr>
       <w:pBdr>
@@ -42581,7 +42482,7 @@
 </file>
 
 <file path=word/footer2.xml><?xml version="1.0" encoding="utf-8"?>
-<w:ftr xmlns:wpc="http://schemas.microsoft.com/office/word/2010/wordprocessingCanvas" xmlns:cx="http://schemas.microsoft.com/office/drawing/2014/chartex" xmlns:cx1="http://schemas.microsoft.com/office/drawing/2015/9/8/chartex" xmlns:cx2="http://schemas.microsoft.com/office/drawing/2015/10/21/chartex" xmlns:cx3="http://schemas.microsoft.com/office/drawing/2016/5/9/chartex" xmlns:cx4="http://schemas.microsoft.com/office/drawing/2016/5/10/chartex" xmlns:cx5="http://schemas.microsoft.com/office/drawing/2016/5/11/chartex" xmlns:cx6="http://schemas.microsoft.com/office/drawing/2016/5/12/chartex" xmlns:cx7="http://schemas.microsoft.com/office/drawing/2016/5/13/chartex" xmlns:cx8="http://schemas.microsoft.com/office/drawing/2016/5/14/chartex" xmlns:mc="http://schemas.openxmlformats.org/markup-compatibility/2006" xmlns:aink="http://schemas.microsoft.com/office/drawing/2016/ink" xmlns:am3d="http://schemas.microsoft.com/office/drawing/2017/model3d" xmlns:o="urn:schemas-microsoft-com:office:office" xmlns:oel="http://schemas.microsoft.com/office/2019/extlst" xmlns:r="http://schemas.openxmlformats.org/officeDocument/2006/relationships" xmlns:m="http://schemas.openxmlformats.org/officeDocument/2006/math" xmlns:v="urn:schemas-microsoft-com:vml" xmlns:wp14="http://schemas.microsoft.com/office/word/2010/wordprocessingDrawing" xmlns:wp="http://schemas.openxmlformats.org/drawingml/2006/wordprocessingDrawing" xmlns:w10="urn:schemas-microsoft-com:office:word" xmlns:w="http://schemas.openxmlformats.org/wordprocessingml/2006/main" xmlns:w14="http://schemas.microsoft.com/office/word/2010/wordml" xmlns:w15="http://schemas.microsoft.com/office/word/2012/wordml" xmlns:w16cex="http://schemas.microsoft.com/office/word/2018/wordml/cex" xmlns:w16cid="http://schemas.microsoft.com/office/word/2016/wordml/cid" xmlns:w16="http://schemas.microsoft.com/office/word/2018/wordml" xmlns:w16du="http://schemas.microsoft.com/office/word/2023/wordml/word16du" xmlns:w16sdtdh="http://schemas.microsoft.com/office/word/2020/wordml/sdtdatahash" xmlns:w16sdtfl="http://schemas.microsoft.com/office/word/2024/wordml/sdtformatlock" xmlns:w16se="http://schemas.microsoft.com/office/word/2015/wordml/symex" xmlns:wpg="http://schemas.microsoft.com/office/word/2010/wordprocessingGroup" xmlns:wpi="http://schemas.microsoft.com/office/word/2010/wordprocessingInk" xmlns:wne="http://schemas.microsoft.com/office/word/2006/wordml" xmlns:wps="http://schemas.microsoft.com/office/word/2010/wordprocessingShape" mc:Ignorable="w14 w15 w16se w16cid w16 w16cex w16sdtdh w16sdtfl w16du wp14">
+<w:ftr xmlns:wpc="http://schemas.microsoft.com/office/word/2010/wordprocessingCanvas" xmlns:cx="http://schemas.microsoft.com/office/drawing/2014/chartex" xmlns:cx1="http://schemas.microsoft.com/office/drawing/2015/9/8/chartex" xmlns:cx2="http://schemas.microsoft.com/office/drawing/2015/10/21/chartex" xmlns:cx3="http://schemas.microsoft.com/office/drawing/2016/5/9/chartex" xmlns:cx4="http://schemas.microsoft.com/office/drawing/2016/5/10/chartex" xmlns:cx5="http://schemas.microsoft.com/office/drawing/2016/5/11/chartex" xmlns:cx6="http://schemas.microsoft.com/office/drawing/2016/5/12/chartex" xmlns:cx7="http://schemas.microsoft.com/office/drawing/2016/5/13/chartex" xmlns:cx8="http://schemas.microsoft.com/office/drawing/2016/5/14/chartex" xmlns:mc="http://schemas.openxmlformats.org/markup-compatibility/2006" xmlns:aink="http://schemas.microsoft.com/office/drawing/2016/ink" xmlns:am3d="http://schemas.microsoft.com/office/drawing/2017/model3d" xmlns:o="urn:schemas-microsoft-com:office:office" xmlns:oel="http://schemas.microsoft.com/office/2019/extlst" xmlns:r="http://schemas.openxmlformats.org/officeDocument/2006/relationships" xmlns:m="http://schemas.openxmlformats.org/officeDocument/2006/math" xmlns:v="urn:schemas-microsoft-com:vml" xmlns:wp14="http://schemas.microsoft.com/office/word/2010/wordprocessingDrawing" xmlns:wp="http://schemas.openxmlformats.org/drawingml/2006/wordprocessingDrawing" xmlns:w10="urn:schemas-microsoft-com:office:word" xmlns:w="http://schemas.openxmlformats.org/wordprocessingml/2006/main" xmlns:w14="http://schemas.microsoft.com/office/word/2010/wordml" xmlns:w15="http://schemas.microsoft.com/office/word/2012/wordml" xmlns:w16cei="http://schemas.microsoft.com/office/word/2026/wordml/cei" xmlns:w16cex="http://schemas.microsoft.com/office/word/2018/wordml/cex" xmlns:w16cid="http://schemas.microsoft.com/office/word/2016/wordml/cid" xmlns:w16="http://schemas.microsoft.com/office/word/2018/wordml" xmlns:w16du="http://schemas.microsoft.com/office/word/2023/wordml/word16du" xmlns:w16sdtdh="http://schemas.microsoft.com/office/word/2020/wordml/sdtdatahash" xmlns:w16sdtfl="http://schemas.microsoft.com/office/word/2024/wordml/sdtformatlock" xmlns:w16se="http://schemas.microsoft.com/office/word/2015/wordml/symex" xmlns:wpg="http://schemas.microsoft.com/office/word/2010/wordprocessingGroup" xmlns:wpi="http://schemas.microsoft.com/office/word/2010/wordprocessingInk" xmlns:wne="http://schemas.microsoft.com/office/word/2006/wordml" xmlns:wps="http://schemas.microsoft.com/office/word/2010/wordprocessingShape" mc:Ignorable="w14 w15 w16se w16cid w16 w16cex w16sdtdh w16sdtfl w16du wp14">
   <w:p>
     <w:pPr>
       <w:pBdr>
@@ -42787,7 +42688,7 @@
 </file>
 
 <file path=word/footnotes.xml><?xml version="1.0" encoding="utf-8"?>
-<w:footnotes xmlns:wpc="http://schemas.microsoft.com/office/word/2010/wordprocessingCanvas" xmlns:cx="http://schemas.microsoft.com/office/drawing/2014/chartex" xmlns:cx1="http://schemas.microsoft.com/office/drawing/2015/9/8/chartex" xmlns:cx2="http://schemas.microsoft.com/office/drawing/2015/10/21/chartex" xmlns:cx3="http://schemas.microsoft.com/office/drawing/2016/5/9/chartex" xmlns:cx4="http://schemas.microsoft.com/office/drawing/2016/5/10/chartex" xmlns:cx5="http://schemas.microsoft.com/office/drawing/2016/5/11/chartex" xmlns:cx6="http://schemas.microsoft.com/office/drawing/2016/5/12/chartex" xmlns:cx7="http://schemas.microsoft.com/office/drawing/2016/5/13/chartex" xmlns:cx8="http://schemas.microsoft.com/office/drawing/2016/5/14/chartex" xmlns:mc="http://schemas.openxmlformats.org/markup-compatibility/2006" xmlns:aink="http://schemas.microsoft.com/office/drawing/2016/ink" xmlns:am3d="http://schemas.microsoft.com/office/drawing/2017/model3d" xmlns:o="urn:schemas-microsoft-com:office:office" xmlns:oel="http://schemas.microsoft.com/office/2019/extlst" xmlns:r="http://schemas.openxmlformats.org/officeDocument/2006/relationships" xmlns:m="http://schemas.openxmlformats.org/officeDocument/2006/math" xmlns:v="urn:schemas-microsoft-com:vml" xmlns:wp14="http://schemas.microsoft.com/office/word/2010/wordprocessingDrawing" xmlns:wp="http://schemas.openxmlformats.org/drawingml/2006/wordprocessingDrawing" xmlns:w10="urn:schemas-microsoft-com:office:word" xmlns:w="http://schemas.openxmlformats.org/wordprocessingml/2006/main" xmlns:w14="http://schemas.microsoft.com/office/word/2010/wordml" xmlns:w15="http://schemas.microsoft.com/office/word/2012/wordml" xmlns:w16cex="http://schemas.microsoft.com/office/word/2018/wordml/cex" xmlns:w16cid="http://schemas.microsoft.com/office/word/2016/wordml/cid" xmlns:w16="http://schemas.microsoft.com/office/word/2018/wordml" xmlns:w16du="http://schemas.microsoft.com/office/word/2023/wordml/word16du" xmlns:w16sdtdh="http://schemas.microsoft.com/office/word/2020/wordml/sdtdatahash" xmlns:w16sdtfl="http://schemas.microsoft.com/office/word/2024/wordml/sdtformatlock" xmlns:w16se="http://schemas.microsoft.com/office/word/2015/wordml/symex" xmlns:wpg="http://schemas.microsoft.com/office/word/2010/wordprocessingGroup" xmlns:wpi="http://schemas.microsoft.com/office/word/2010/wordprocessingInk" xmlns:wne="http://schemas.microsoft.com/office/word/2006/wordml" xmlns:wps="http://schemas.microsoft.com/office/word/2010/wordprocessingShape" mc:Ignorable="w14 w15 w16se w16cid w16 w16cex w16sdtdh w16sdtfl w16du wp14">
+<w:footnotes xmlns:wpc="http://schemas.microsoft.com/office/word/2010/wordprocessingCanvas" xmlns:cx="http://schemas.microsoft.com/office/drawing/2014/chartex" xmlns:cx1="http://schemas.microsoft.com/office/drawing/2015/9/8/chartex" xmlns:cx2="http://schemas.microsoft.com/office/drawing/2015/10/21/chartex" xmlns:cx3="http://schemas.microsoft.com/office/drawing/2016/5/9/chartex" xmlns:cx4="http://schemas.microsoft.com/office/drawing/2016/5/10/chartex" xmlns:cx5="http://schemas.microsoft.com/office/drawing/2016/5/11/chartex" xmlns:cx6="http://schemas.microsoft.com/office/drawing/2016/5/12/chartex" xmlns:cx7="http://schemas.microsoft.com/office/drawing/2016/5/13/chartex" xmlns:cx8="http://schemas.microsoft.com/office/drawing/2016/5/14/chartex" xmlns:mc="http://schemas.openxmlformats.org/markup-compatibility/2006" xmlns:aink="http://schemas.microsoft.com/office/drawing/2016/ink" xmlns:am3d="http://schemas.microsoft.com/office/drawing/2017/model3d" xmlns:o="urn:schemas-microsoft-com:office:office" xmlns:oel="http://schemas.microsoft.com/office/2019/extlst" xmlns:r="http://schemas.openxmlformats.org/officeDocument/2006/relationships" xmlns:m="http://schemas.openxmlformats.org/officeDocument/2006/math" xmlns:v="urn:schemas-microsoft-com:vml" xmlns:wp14="http://schemas.microsoft.com/office/word/2010/wordprocessingDrawing" xmlns:wp="http://schemas.openxmlformats.org/drawingml/2006/wordprocessingDrawing" xmlns:w10="urn:schemas-microsoft-com:office:word" xmlns:w="http://schemas.openxmlformats.org/wordprocessingml/2006/main" xmlns:w14="http://schemas.microsoft.com/office/word/2010/wordml" xmlns:w15="http://schemas.microsoft.com/office/word/2012/wordml" xmlns:w16cei="http://schemas.microsoft.com/office/word/2026/wordml/cei" xmlns:w16cex="http://schemas.microsoft.com/office/word/2018/wordml/cex" xmlns:w16cid="http://schemas.microsoft.com/office/word/2016/wordml/cid" xmlns:w16="http://schemas.microsoft.com/office/word/2018/wordml" xmlns:w16du="http://schemas.microsoft.com/office/word/2023/wordml/word16du" xmlns:w16sdtdh="http://schemas.microsoft.com/office/word/2020/wordml/sdtdatahash" xmlns:w16sdtfl="http://schemas.microsoft.com/office/word/2024/wordml/sdtformatlock" xmlns:w16se="http://schemas.microsoft.com/office/word/2015/wordml/symex" xmlns:wpg="http://schemas.microsoft.com/office/word/2010/wordprocessingGroup" xmlns:wpi="http://schemas.microsoft.com/office/word/2010/wordprocessingInk" xmlns:wne="http://schemas.microsoft.com/office/word/2006/wordml" xmlns:wps="http://schemas.microsoft.com/office/word/2010/wordprocessingShape" mc:Ignorable="w14 w15 w16se w16cid w16 w16cex w16sdtdh w16sdtfl w16du wp14">
   <w:footnote w:type="separator" w:id="-1">
     <w:p>
       <w:pPr>
@@ -42812,7 +42713,7 @@
 </file>
 
 <file path=word/header1.xml><?xml version="1.0" encoding="utf-8"?>
-<w:hdr xmlns:wpc="http://schemas.microsoft.com/office/word/2010/wordprocessingCanvas" xmlns:cx="http://schemas.microsoft.com/office/drawing/2014/chartex" xmlns:cx1="http://schemas.microsoft.com/office/drawing/2015/9/8/chartex" xmlns:cx2="http://schemas.microsoft.com/office/drawing/2015/10/21/chartex" xmlns:cx3="http://schemas.microsoft.com/office/drawing/2016/5/9/chartex" xmlns:cx4="http://schemas.microsoft.com/office/drawing/2016/5/10/chartex" xmlns:cx5="http://schemas.microsoft.com/office/drawing/2016/5/11/chartex" xmlns:cx6="http://schemas.microsoft.com/office/drawing/2016/5/12/chartex" xmlns:cx7="http://schemas.microsoft.com/office/drawing/2016/5/13/chartex" xmlns:cx8="http://schemas.microsoft.com/office/drawing/2016/5/14/chartex" xmlns:mc="http://schemas.openxmlformats.org/markup-compatibility/2006" xmlns:aink="http://schemas.microsoft.com/office/drawing/2016/ink" xmlns:am3d="http://schemas.microsoft.com/office/drawing/2017/model3d" xmlns:o="urn:schemas-microsoft-com:office:office" xmlns:oel="http://schemas.microsoft.com/office/2019/extlst" xmlns:r="http://schemas.openxmlformats.org/officeDocument/2006/relationships" xmlns:m="http://schemas.openxmlformats.org/officeDocument/2006/math" xmlns:v="urn:schemas-microsoft-com:vml" xmlns:wp14="http://schemas.microsoft.com/office/word/2010/wordprocessingDrawing" xmlns:wp="http://schemas.openxmlformats.org/drawingml/2006/wordprocessingDrawing" xmlns:w10="urn:schemas-microsoft-com:office:word" xmlns:w="http://schemas.openxmlformats.org/wordprocessingml/2006/main" xmlns:w14="http://schemas.microsoft.com/office/word/2010/wordml" xmlns:w15="http://schemas.microsoft.com/office/word/2012/wordml" xmlns:w16cex="http://schemas.microsoft.com/office/word/2018/wordml/cex" xmlns:w16cid="http://schemas.microsoft.com/office/word/2016/wordml/cid" xmlns:w16="http://schemas.microsoft.com/office/word/2018/wordml" xmlns:w16du="http://schemas.microsoft.com/office/word/2023/wordml/word16du" xmlns:w16sdtdh="http://schemas.microsoft.com/office/word/2020/wordml/sdtdatahash" xmlns:w16sdtfl="http://schemas.microsoft.com/office/word/2024/wordml/sdtformatlock" xmlns:w16se="http://schemas.microsoft.com/office/word/2015/wordml/symex" xmlns:wpg="http://schemas.microsoft.com/office/word/2010/wordprocessingGroup" xmlns:wpi="http://schemas.microsoft.com/office/word/2010/wordprocessingInk" xmlns:wne="http://schemas.microsoft.com/office/word/2006/wordml" xmlns:wps="http://schemas.microsoft.com/office/word/2010/wordprocessingShape" mc:Ignorable="w14 w15 w16se w16cid w16 w16cex w16sdtdh w16sdtfl w16du wp14">
+<w:hdr xmlns:wpc="http://schemas.microsoft.com/office/word/2010/wordprocessingCanvas" xmlns:cx="http://schemas.microsoft.com/office/drawing/2014/chartex" xmlns:cx1="http://schemas.microsoft.com/office/drawing/2015/9/8/chartex" xmlns:cx2="http://schemas.microsoft.com/office/drawing/2015/10/21/chartex" xmlns:cx3="http://schemas.microsoft.com/office/drawing/2016/5/9/chartex" xmlns:cx4="http://schemas.microsoft.com/office/drawing/2016/5/10/chartex" xmlns:cx5="http://schemas.microsoft.com/office/drawing/2016/5/11/chartex" xmlns:cx6="http://schemas.microsoft.com/office/drawing/2016/5/12/chartex" xmlns:cx7="http://schemas.microsoft.com/office/drawing/2016/5/13/chartex" xmlns:cx8="http://schemas.microsoft.com/office/drawing/2016/5/14/chartex" xmlns:mc="http://schemas.openxmlformats.org/markup-compatibility/2006" xmlns:aink="http://schemas.microsoft.com/office/drawing/2016/ink" xmlns:am3d="http://schemas.microsoft.com/office/drawing/2017/model3d" xmlns:o="urn:schemas-microsoft-com:office:office" xmlns:oel="http://schemas.microsoft.com/office/2019/extlst" xmlns:r="http://schemas.openxmlformats.org/officeDocument/2006/relationships" xmlns:m="http://schemas.openxmlformats.org/officeDocument/2006/math" xmlns:v="urn:schemas-microsoft-com:vml" xmlns:wp14="http://schemas.microsoft.com/office/word/2010/wordprocessingDrawing" xmlns:wp="http://schemas.openxmlformats.org/drawingml/2006/wordprocessingDrawing" xmlns:w10="urn:schemas-microsoft-com:office:word" xmlns:w="http://schemas.openxmlformats.org/wordprocessingml/2006/main" xmlns:w14="http://schemas.microsoft.com/office/word/2010/wordml" xmlns:w15="http://schemas.microsoft.com/office/word/2012/wordml" xmlns:w16cei="http://schemas.microsoft.com/office/word/2026/wordml/cei" xmlns:w16cex="http://schemas.microsoft.com/office/word/2018/wordml/cex" xmlns:w16cid="http://schemas.microsoft.com/office/word/2016/wordml/cid" xmlns:w16="http://schemas.microsoft.com/office/word/2018/wordml" xmlns:w16du="http://schemas.microsoft.com/office/word/2023/wordml/word16du" xmlns:w16sdtdh="http://schemas.microsoft.com/office/word/2020/wordml/sdtdatahash" xmlns:w16sdtfl="http://schemas.microsoft.com/office/word/2024/wordml/sdtformatlock" xmlns:w16se="http://schemas.microsoft.com/office/word/2015/wordml/symex" xmlns:wpg="http://schemas.microsoft.com/office/word/2010/wordprocessingGroup" xmlns:wpi="http://schemas.microsoft.com/office/word/2010/wordprocessingInk" xmlns:wne="http://schemas.microsoft.com/office/word/2006/wordml" xmlns:wps="http://schemas.microsoft.com/office/word/2010/wordprocessingShape" mc:Ignorable="w14 w15 w16se w16cid w16 w16cex w16sdtdh w16sdtfl w16du wp14">
   <w:p>
     <w:pPr>
       <w:pStyle w:val="Header"/>
@@ -42833,7 +42734,7 @@
 </file>
 
 <file path=word/header2.xml><?xml version="1.0" encoding="utf-8"?>
-<w:hdr xmlns:wpc="http://schemas.microsoft.com/office/word/2010/wordprocessingCanvas" xmlns:cx="http://schemas.microsoft.com/office/drawing/2014/chartex" xmlns:cx1="http://schemas.microsoft.com/office/drawing/2015/9/8/chartex" xmlns:cx2="http://schemas.microsoft.com/office/drawing/2015/10/21/chartex" xmlns:cx3="http://schemas.microsoft.com/office/drawing/2016/5/9/chartex" xmlns:cx4="http://schemas.microsoft.com/office/drawing/2016/5/10/chartex" xmlns:cx5="http://schemas.microsoft.com/office/drawing/2016/5/11/chartex" xmlns:cx6="http://schemas.microsoft.com/office/drawing/2016/5/12/chartex" xmlns:cx7="http://schemas.microsoft.com/office/drawing/2016/5/13/chartex" xmlns:cx8="http://schemas.microsoft.com/office/drawing/2016/5/14/chartex" xmlns:mc="http://schemas.openxmlformats.org/markup-compatibility/2006" xmlns:aink="http://schemas.microsoft.com/office/drawing/2016/ink" xmlns:am3d="http://schemas.microsoft.com/office/drawing/2017/model3d" xmlns:o="urn:schemas-microsoft-com:office:office" xmlns:oel="http://schemas.microsoft.com/office/2019/extlst" xmlns:r="http://schemas.openxmlformats.org/officeDocument/2006/relationships" xmlns:m="http://schemas.openxmlformats.org/officeDocument/2006/math" xmlns:v="urn:schemas-microsoft-com:vml" xmlns:wp14="http://schemas.microsoft.com/office/word/2010/wordprocessingDrawing" xmlns:wp="http://schemas.openxmlformats.org/drawingml/2006/wordprocessingDrawing" xmlns:w10="urn:schemas-microsoft-com:office:word" xmlns:w="http://schemas.openxmlformats.org/wordprocessingml/2006/main" xmlns:w14="http://schemas.microsoft.com/office/word/2010/wordml" xmlns:w15="http://schemas.microsoft.com/office/word/2012/wordml" xmlns:w16cex="http://schemas.microsoft.com/office/word/2018/wordml/cex" xmlns:w16cid="http://schemas.microsoft.com/office/word/2016/wordml/cid" xmlns:w16="http://schemas.microsoft.com/office/word/2018/wordml" xmlns:w16du="http://schemas.microsoft.com/office/word/2023/wordml/word16du" xmlns:w16sdtdh="http://schemas.microsoft.com/office/word/2020/wordml/sdtdatahash" xmlns:w16sdtfl="http://schemas.microsoft.com/office/word/2024/wordml/sdtformatlock" xmlns:w16se="http://schemas.microsoft.com/office/word/2015/wordml/symex" xmlns:wpg="http://schemas.microsoft.com/office/word/2010/wordprocessingGroup" xmlns:wpi="http://schemas.microsoft.com/office/word/2010/wordprocessingInk" xmlns:wne="http://schemas.microsoft.com/office/word/2006/wordml" xmlns:wps="http://schemas.microsoft.com/office/word/2010/wordprocessingShape" mc:Ignorable="w14 w15 w16se w16cid w16 w16cex w16sdtdh w16sdtfl w16du wp14">
+<w:hdr xmlns:wpc="http://schemas.microsoft.com/office/word/2010/wordprocessingCanvas" xmlns:cx="http://schemas.microsoft.com/office/drawing/2014/chartex" xmlns:cx1="http://schemas.microsoft.com/office/drawing/2015/9/8/chartex" xmlns:cx2="http://schemas.microsoft.com/office/drawing/2015/10/21/chartex" xmlns:cx3="http://schemas.microsoft.com/office/drawing/2016/5/9/chartex" xmlns:cx4="http://schemas.microsoft.com/office/drawing/2016/5/10/chartex" xmlns:cx5="http://schemas.microsoft.com/office/drawing/2016/5/11/chartex" xmlns:cx6="http://schemas.microsoft.com/office/drawing/2016/5/12/chartex" xmlns:cx7="http://schemas.microsoft.com/office/drawing/2016/5/13/chartex" xmlns:cx8="http://schemas.microsoft.com/office/drawing/2016/5/14/chartex" xmlns:mc="http://schemas.openxmlformats.org/markup-compatibility/2006" xmlns:aink="http://schemas.microsoft.com/office/drawing/2016/ink" xmlns:am3d="http://schemas.microsoft.com/office/drawing/2017/model3d" xmlns:o="urn:schemas-microsoft-com:office:office" xmlns:oel="http://schemas.microsoft.com/office/2019/extlst" xmlns:r="http://schemas.openxmlformats.org/officeDocument/2006/relationships" xmlns:m="http://schemas.openxmlformats.org/officeDocument/2006/math" xmlns:v="urn:schemas-microsoft-com:vml" xmlns:wp14="http://schemas.microsoft.com/office/word/2010/wordprocessingDrawing" xmlns:wp="http://schemas.openxmlformats.org/drawingml/2006/wordprocessingDrawing" xmlns:w10="urn:schemas-microsoft-com:office:word" xmlns:w="http://schemas.openxmlformats.org/wordprocessingml/2006/main" xmlns:w14="http://schemas.microsoft.com/office/word/2010/wordml" xmlns:w15="http://schemas.microsoft.com/office/word/2012/wordml" xmlns:w16cei="http://schemas.microsoft.com/office/word/2026/wordml/cei" xmlns:w16cex="http://schemas.microsoft.com/office/word/2018/wordml/cex" xmlns:w16cid="http://schemas.microsoft.com/office/word/2016/wordml/cid" xmlns:w16="http://schemas.microsoft.com/office/word/2018/wordml" xmlns:w16du="http://schemas.microsoft.com/office/word/2023/wordml/word16du" xmlns:w16sdtdh="http://schemas.microsoft.com/office/word/2020/wordml/sdtdatahash" xmlns:w16sdtfl="http://schemas.microsoft.com/office/word/2024/wordml/sdtformatlock" xmlns:w16se="http://schemas.microsoft.com/office/word/2015/wordml/symex" xmlns:wpg="http://schemas.microsoft.com/office/word/2010/wordprocessingGroup" xmlns:wpi="http://schemas.microsoft.com/office/word/2010/wordprocessingInk" xmlns:wne="http://schemas.microsoft.com/office/word/2006/wordml" xmlns:wps="http://schemas.microsoft.com/office/word/2010/wordprocessingShape" mc:Ignorable="w14 w15 w16se w16cid w16 w16cex w16sdtdh w16sdtfl w16du wp14">
   <w:p>
     <w:pPr>
       <w:pStyle w:val="Header"/>
